--- a/themes/SpartanNash_UI_Spec.docx
+++ b/themes/SpartanNash_UI_Spec.docx
@@ -12,30 +12,14 @@
     </w:p>
     <w:p>
       <w:r>
-        <w:t>Version: 1.0</w:t>
-      </w:r>
-    </w:p>
-    <w:p>
-      <w:r>
+        <w:rPr>
+          <w:b/>
+        </w:rPr>
+        <w:t>Version: 1.2</w:t>
+        <w:br/>
         <w:t>Date: March 20, 2026</w:t>
-      </w:r>
-    </w:p>
-    <w:p>
-      <w:r>
-        <w:t>Purpose: Developer reference for building applications, dashboards, and reports aligned with the SpartanNash brand identity.</w:t>
-      </w:r>
-    </w:p>
-    <w:p>
-      <w:pPr>
-        <w:pStyle w:val="Heading1"/>
-      </w:pPr>
-      <w:r>
-        <w:t>Document History</w:t>
-      </w:r>
-    </w:p>
-    <w:p>
-      <w:r>
-        <w:t>v1.0 (March 20, 2026): Initial UI design specification migrated from legacy documentation to modern format.</w:t>
+        <w:br/>
+        <w:t>Purpose: Developer reference.</w:t>
       </w:r>
     </w:p>
     <w:p>
@@ -46,6 +30,14 @@
         <w:t>1. Corporate Color Palette</w:t>
       </w:r>
     </w:p>
+    <w:p>
+      <w:pPr>
+        <w:pStyle w:val="Heading2"/>
+      </w:pPr>
+      <w:r>
+        <w:t>1.1 Surface &amp; Neutral Colors</w:t>
+      </w:r>
+    </w:p>
     <w:tbl>
       <w:tblPr>
         <w:tblStyle w:val="TableGrid"/>
@@ -53,25 +45,14 @@
         <w:tblLook w:firstColumn="1" w:firstRow="1" w:lastColumn="0" w:lastRow="0" w:noHBand="0" w:noVBand="1" w:val="04A0"/>
       </w:tblPr>
       <w:tblGrid>
-        <w:gridCol w:w="2160"/>
-        <w:gridCol w:w="2160"/>
-        <w:gridCol w:w="2160"/>
-        <w:gridCol w:w="2160"/>
+        <w:gridCol w:w="2880"/>
+        <w:gridCol w:w="2880"/>
+        <w:gridCol w:w="2880"/>
       </w:tblGrid>
       <w:tr>
         <w:tc>
           <w:tcPr>
-            <w:tcW w:type="dxa" w:w="2160"/>
-          </w:tcPr>
-          <w:p>
-            <w:r>
-              <w:t>Role</w:t>
-            </w:r>
-          </w:p>
-        </w:tc>
-        <w:tc>
-          <w:tcPr>
-            <w:tcW w:type="dxa" w:w="2160"/>
+            <w:tcW w:type="dxa" w:w="2880"/>
           </w:tcPr>
           <w:p>
             <w:r>
@@ -81,7 +62,7 @@
         </w:tc>
         <w:tc>
           <w:tcPr>
-            <w:tcW w:type="dxa" w:w="2160"/>
+            <w:tcW w:type="dxa" w:w="2880"/>
           </w:tcPr>
           <w:p>
             <w:r>
@@ -91,7 +72,7 @@
         </w:tc>
         <w:tc>
           <w:tcPr>
-            <w:tcW w:type="dxa" w:w="2160"/>
+            <w:tcW w:type="dxa" w:w="2880"/>
           </w:tcPr>
           <w:p>
             <w:r>
@@ -103,41 +84,31 @@
       <w:tr>
         <w:tc>
           <w:tcPr>
-            <w:tcW w:type="dxa" w:w="2160"/>
+            <w:tcW w:type="dxa" w:w="2880"/>
           </w:tcPr>
           <w:p>
             <w:r>
-              <w:t>Primary</w:t>
+              <w:t>Page Background</w:t>
             </w:r>
           </w:p>
         </w:tc>
         <w:tc>
           <w:tcPr>
-            <w:tcW w:type="dxa" w:w="2160"/>
+            <w:tcW w:type="dxa" w:w="2880"/>
           </w:tcPr>
           <w:p>
             <w:r>
-              <w:t>SPTN Dark Green</w:t>
+              <w:t>#F2F2F2</w:t>
             </w:r>
           </w:p>
         </w:tc>
         <w:tc>
           <w:tcPr>
-            <w:tcW w:type="dxa" w:w="2160"/>
+            <w:tcW w:type="dxa" w:w="2880"/>
           </w:tcPr>
           <w:p>
             <w:r>
-              <w:t>#006A52</w:t>
-            </w:r>
-          </w:p>
-        </w:tc>
-        <w:tc>
-          <w:tcPr>
-            <w:tcW w:type="dxa" w:w="2160"/>
-          </w:tcPr>
-          <w:p>
-            <w:r>
-              <w:t>Visual headers, primary titles</w:t>
+              <w:t>Canvas</w:t>
             </w:r>
           </w:p>
         </w:tc>
@@ -145,41 +116,31 @@
       <w:tr>
         <w:tc>
           <w:tcPr>
-            <w:tcW w:type="dxa" w:w="2160"/>
+            <w:tcW w:type="dxa" w:w="2880"/>
           </w:tcPr>
           <w:p>
             <w:r>
-              <w:t>Secondary</w:t>
+              <w:t>Divider / Grid</w:t>
             </w:r>
           </w:p>
         </w:tc>
         <w:tc>
           <w:tcPr>
-            <w:tcW w:type="dxa" w:w="2160"/>
+            <w:tcW w:type="dxa" w:w="2880"/>
           </w:tcPr>
           <w:p>
             <w:r>
-              <w:t>SPTN Mid Green</w:t>
+              <w:t>#CCE1DC</w:t>
             </w:r>
           </w:p>
         </w:tc>
         <w:tc>
           <w:tcPr>
-            <w:tcW w:type="dxa" w:w="2160"/>
+            <w:tcW w:type="dxa" w:w="2880"/>
           </w:tcPr>
           <w:p>
             <w:r>
-              <w:t>#43B02A</w:t>
-            </w:r>
-          </w:p>
-        </w:tc>
-        <w:tc>
-          <w:tcPr>
-            <w:tcW w:type="dxa" w:w="2160"/>
-          </w:tcPr>
-          <w:p>
-            <w:r>
-              <w:t>Section headers</w:t>
+              <w:t>Gridlines</w:t>
             </w:r>
           </w:p>
         </w:tc>
@@ -187,83 +148,31 @@
       <w:tr>
         <w:tc>
           <w:tcPr>
-            <w:tcW w:type="dxa" w:w="2160"/>
+            <w:tcW w:type="dxa" w:w="2880"/>
           </w:tcPr>
           <w:p>
             <w:r>
-              <w:t>Tertiary</w:t>
+              <w:t>Alt Row</w:t>
             </w:r>
           </w:p>
         </w:tc>
         <w:tc>
           <w:tcPr>
-            <w:tcW w:type="dxa" w:w="2160"/>
+            <w:tcW w:type="dxa" w:w="2880"/>
           </w:tcPr>
           <w:p>
             <w:r>
-              <w:t>SPTN Light Green</w:t>
+              <w:t>#E4E4E5</w:t>
             </w:r>
           </w:p>
         </w:tc>
         <w:tc>
           <w:tcPr>
-            <w:tcW w:type="dxa" w:w="2160"/>
+            <w:tcW w:type="dxa" w:w="2880"/>
           </w:tcPr>
           <w:p>
             <w:r>
-              <w:t>#A4D65E</w:t>
-            </w:r>
-          </w:p>
-        </w:tc>
-        <w:tc>
-          <w:tcPr>
-            <w:tcW w:type="dxa" w:w="2160"/>
-          </w:tcPr>
-          <w:p>
-            <w:r>
-              <w:t>Positive indicators</w:t>
-            </w:r>
-          </w:p>
-        </w:tc>
-      </w:tr>
-      <w:tr>
-        <w:tc>
-          <w:tcPr>
-            <w:tcW w:type="dxa" w:w="2160"/>
-          </w:tcPr>
-          <w:p>
-            <w:r>
-              <w:t>Neutral</w:t>
-            </w:r>
-          </w:p>
-        </w:tc>
-        <w:tc>
-          <w:tcPr>
-            <w:tcW w:type="dxa" w:w="2160"/>
-          </w:tcPr>
-          <w:p>
-            <w:r>
-              <w:t>Dark Gray</w:t>
-            </w:r>
-          </w:p>
-        </w:tc>
-        <w:tc>
-          <w:tcPr>
-            <w:tcW w:type="dxa" w:w="2160"/>
-          </w:tcPr>
-          <w:p>
-            <w:r>
-              <w:t>#525051</w:t>
-            </w:r>
-          </w:p>
-        </w:tc>
-        <w:tc>
-          <w:tcPr>
-            <w:tcW w:type="dxa" w:w="2160"/>
-          </w:tcPr>
-          <w:p>
-            <w:r>
-              <w:t>Labels, text</w:t>
+              <w:t>Banding</w:t>
             </w:r>
           </w:p>
         </w:tc>
@@ -274,7 +183,341 @@
         <w:pStyle w:val="Heading1"/>
       </w:pPr>
       <w:r>
-        <w:t>8. Quick Reference - Color Codes</w:t>
+        <w:t>3. Typography</w:t>
+      </w:r>
+    </w:p>
+    <w:tbl>
+      <w:tblPr>
+        <w:tblStyle w:val="TableGrid"/>
+        <w:tblW w:type="auto" w:w="0"/>
+        <w:tblLook w:firstColumn="1" w:firstRow="1" w:lastColumn="0" w:lastRow="0" w:noHBand="0" w:noVBand="1" w:val="04A0"/>
+      </w:tblPr>
+      <w:tblGrid>
+        <w:gridCol w:w="1728"/>
+        <w:gridCol w:w="1728"/>
+        <w:gridCol w:w="1728"/>
+        <w:gridCol w:w="1728"/>
+        <w:gridCol w:w="1728"/>
+      </w:tblGrid>
+      <w:tr>
+        <w:tc>
+          <w:tcPr>
+            <w:tcW w:type="dxa" w:w="1728"/>
+          </w:tcPr>
+          <w:p>
+            <w:r>
+              <w:t>Element</w:t>
+            </w:r>
+          </w:p>
+        </w:tc>
+        <w:tc>
+          <w:tcPr>
+            <w:tcW w:type="dxa" w:w="1728"/>
+          </w:tcPr>
+          <w:p>
+            <w:r>
+              <w:t>Font</w:t>
+            </w:r>
+          </w:p>
+        </w:tc>
+        <w:tc>
+          <w:tcPr>
+            <w:tcW w:type="dxa" w:w="1728"/>
+          </w:tcPr>
+          <w:p>
+            <w:r>
+              <w:t>Weight</w:t>
+            </w:r>
+          </w:p>
+        </w:tc>
+        <w:tc>
+          <w:tcPr>
+            <w:tcW w:type="dxa" w:w="1728"/>
+          </w:tcPr>
+          <w:p>
+            <w:r>
+              <w:t>Size</w:t>
+            </w:r>
+          </w:p>
+        </w:tc>
+        <w:tc>
+          <w:tcPr>
+            <w:tcW w:type="dxa" w:w="1728"/>
+          </w:tcPr>
+          <w:p>
+            <w:r>
+              <w:t>Color</w:t>
+            </w:r>
+          </w:p>
+        </w:tc>
+      </w:tr>
+      <w:tr>
+        <w:tc>
+          <w:tcPr>
+            <w:tcW w:type="dxa" w:w="1728"/>
+          </w:tcPr>
+          <w:p>
+            <w:r>
+              <w:t>Page Title</w:t>
+            </w:r>
+          </w:p>
+        </w:tc>
+        <w:tc>
+          <w:tcPr>
+            <w:tcW w:type="dxa" w:w="1728"/>
+          </w:tcPr>
+          <w:p>
+            <w:r>
+              <w:t>Arial</w:t>
+            </w:r>
+          </w:p>
+        </w:tc>
+        <w:tc>
+          <w:tcPr>
+            <w:tcW w:type="dxa" w:w="1728"/>
+          </w:tcPr>
+          <w:p>
+            <w:r>
+              <w:t>Bold</w:t>
+            </w:r>
+          </w:p>
+        </w:tc>
+        <w:tc>
+          <w:tcPr>
+            <w:tcW w:type="dxa" w:w="1728"/>
+          </w:tcPr>
+          <w:p>
+            <w:r>
+              <w:t>20px</w:t>
+            </w:r>
+          </w:p>
+        </w:tc>
+        <w:tc>
+          <w:tcPr>
+            <w:tcW w:type="dxa" w:w="1728"/>
+          </w:tcPr>
+          <w:p>
+            <w:r>
+              <w:t>#006A52</w:t>
+            </w:r>
+          </w:p>
+        </w:tc>
+      </w:tr>
+      <w:tr>
+        <w:tc>
+          <w:tcPr>
+            <w:tcW w:type="dxa" w:w="1728"/>
+          </w:tcPr>
+          <w:p>
+            <w:r>
+              <w:t>Visual Title</w:t>
+            </w:r>
+          </w:p>
+        </w:tc>
+        <w:tc>
+          <w:tcPr>
+            <w:tcW w:type="dxa" w:w="1728"/>
+          </w:tcPr>
+          <w:p>
+            <w:r>
+              <w:t>Arial</w:t>
+            </w:r>
+          </w:p>
+        </w:tc>
+        <w:tc>
+          <w:tcPr>
+            <w:tcW w:type="dxa" w:w="1728"/>
+          </w:tcPr>
+          <w:p>
+            <w:r>
+              <w:t>Bold</w:t>
+            </w:r>
+          </w:p>
+        </w:tc>
+        <w:tc>
+          <w:tcPr>
+            <w:tcW w:type="dxa" w:w="1728"/>
+          </w:tcPr>
+          <w:p>
+            <w:r>
+              <w:t>11px</w:t>
+            </w:r>
+          </w:p>
+        </w:tc>
+        <w:tc>
+          <w:tcPr>
+            <w:tcW w:type="dxa" w:w="1728"/>
+          </w:tcPr>
+          <w:p>
+            <w:r>
+              <w:t>#006A52</w:t>
+            </w:r>
+          </w:p>
+        </w:tc>
+      </w:tr>
+      <w:tr>
+        <w:tc>
+          <w:tcPr>
+            <w:tcW w:type="dxa" w:w="1728"/>
+          </w:tcPr>
+          <w:p>
+            <w:r>
+              <w:t>Axis Labels</w:t>
+            </w:r>
+          </w:p>
+        </w:tc>
+        <w:tc>
+          <w:tcPr>
+            <w:tcW w:type="dxa" w:w="1728"/>
+          </w:tcPr>
+          <w:p>
+            <w:r>
+              <w:t>Arial</w:t>
+            </w:r>
+          </w:p>
+        </w:tc>
+        <w:tc>
+          <w:tcPr>
+            <w:tcW w:type="dxa" w:w="1728"/>
+          </w:tcPr>
+          <w:p>
+            <w:r>
+              <w:t>Regular</w:t>
+            </w:r>
+          </w:p>
+        </w:tc>
+        <w:tc>
+          <w:tcPr>
+            <w:tcW w:type="dxa" w:w="1728"/>
+          </w:tcPr>
+          <w:p>
+            <w:r>
+              <w:t>10px</w:t>
+            </w:r>
+          </w:p>
+        </w:tc>
+        <w:tc>
+          <w:tcPr>
+            <w:tcW w:type="dxa" w:w="1728"/>
+          </w:tcPr>
+          <w:p>
+            <w:r>
+              <w:t>#525051</w:t>
+            </w:r>
+          </w:p>
+        </w:tc>
+      </w:tr>
+      <w:tr>
+        <w:tc>
+          <w:tcPr>
+            <w:tcW w:type="dxa" w:w="1728"/>
+          </w:tcPr>
+          <w:p>
+            <w:r>
+              <w:t>Legend</w:t>
+            </w:r>
+          </w:p>
+        </w:tc>
+        <w:tc>
+          <w:tcPr>
+            <w:tcW w:type="dxa" w:w="1728"/>
+          </w:tcPr>
+          <w:p>
+            <w:r>
+              <w:t>Arial</w:t>
+            </w:r>
+          </w:p>
+        </w:tc>
+        <w:tc>
+          <w:tcPr>
+            <w:tcW w:type="dxa" w:w="1728"/>
+          </w:tcPr>
+          <w:p>
+            <w:r>
+              <w:t>Regular</w:t>
+            </w:r>
+          </w:p>
+        </w:tc>
+        <w:tc>
+          <w:tcPr>
+            <w:tcW w:type="dxa" w:w="1728"/>
+          </w:tcPr>
+          <w:p>
+            <w:r>
+              <w:t>10px</w:t>
+            </w:r>
+          </w:p>
+        </w:tc>
+        <w:tc>
+          <w:tcPr>
+            <w:tcW w:type="dxa" w:w="1728"/>
+          </w:tcPr>
+          <w:p>
+            <w:r>
+              <w:t>#525051</w:t>
+            </w:r>
+          </w:p>
+        </w:tc>
+      </w:tr>
+      <w:tr>
+        <w:tc>
+          <w:tcPr>
+            <w:tcW w:type="dxa" w:w="1728"/>
+          </w:tcPr>
+          <w:p>
+            <w:r>
+              <w:t>Table Headers</w:t>
+            </w:r>
+          </w:p>
+        </w:tc>
+        <w:tc>
+          <w:tcPr>
+            <w:tcW w:type="dxa" w:w="1728"/>
+          </w:tcPr>
+          <w:p>
+            <w:r>
+              <w:t>Arial</w:t>
+            </w:r>
+          </w:p>
+        </w:tc>
+        <w:tc>
+          <w:tcPr>
+            <w:tcW w:type="dxa" w:w="1728"/>
+          </w:tcPr>
+          <w:p>
+            <w:r>
+              <w:t>Bold</w:t>
+            </w:r>
+          </w:p>
+        </w:tc>
+        <w:tc>
+          <w:tcPr>
+            <w:tcW w:type="dxa" w:w="1728"/>
+          </w:tcPr>
+          <w:p>
+            <w:r>
+              <w:t>10px</w:t>
+            </w:r>
+          </w:p>
+        </w:tc>
+        <w:tc>
+          <w:tcPr>
+            <w:tcW w:type="dxa" w:w="1728"/>
+          </w:tcPr>
+          <w:p>
+            <w:r>
+              <w:t>#000000 on #FFFFFF</w:t>
+            </w:r>
+          </w:p>
+        </w:tc>
+      </w:tr>
+    </w:tbl>
+    <w:p>
+      <w:pPr>
+        <w:pStyle w:val="Heading1"/>
+      </w:pPr>
+      <w:r>
+        <w:t>8. Quick Reference</w:t>
       </w:r>
     </w:p>
     <w:tbl>
@@ -306,7 +549,7 @@
           </w:tcPr>
           <w:p>
             <w:r>
-              <w:t>Role / Element</w:t>
+              <w:t>Role</w:t>
             </w:r>
           </w:p>
         </w:tc>
@@ -348,7 +591,7 @@
           </w:tcPr>
           <w:p>
             <w:r>
-              <w:t>SPTN Dark Green</w:t>
+              <w:t>Dark Green</w:t>
             </w:r>
           </w:p>
         </w:tc>
@@ -376,16 +619,8 @@
             <w:tcW w:type="dxa" w:w="2160"/>
           </w:tcPr>
           <w:p>
-            <w:r/>
-          </w:p>
-        </w:tc>
-        <w:tc>
-          <w:tcPr>
-            <w:tcW w:type="dxa" w:w="2160"/>
-          </w:tcPr>
-          <w:p>
             <w:r>
-              <w:t>SPTN Mid Green</w:t>
+              <w:t>Surfaces</w:t>
             </w:r>
           </w:p>
         </w:tc>
@@ -395,34 +630,7 @@
           </w:tcPr>
           <w:p>
             <w:r>
-              <w:t>#43B02A</w:t>
-            </w:r>
-          </w:p>
-        </w:tc>
-        <w:tc>
-          <w:tcPr>
-            <w:tcW w:type="dxa" w:w="2160"/>
-            <w:shd w:fill="43B02A"/>
-          </w:tcPr>
-          <w:p/>
-        </w:tc>
-      </w:tr>
-      <w:tr>
-        <w:tc>
-          <w:tcPr>
-            <w:tcW w:type="dxa" w:w="2160"/>
-          </w:tcPr>
-          <w:p>
-            <w:r/>
-          </w:p>
-        </w:tc>
-        <w:tc>
-          <w:tcPr>
-            <w:tcW w:type="dxa" w:w="2160"/>
-          </w:tcPr>
-          <w:p>
-            <w:r>
-              <w:t>SPTN Light Green</w:t>
+              <w:t>Divider</w:t>
             </w:r>
           </w:p>
         </w:tc>
@@ -432,245 +640,37 @@
           </w:tcPr>
           <w:p>
             <w:r>
-              <w:t>#A4D65E</w:t>
+              <w:t>#CCE1DC</w:t>
             </w:r>
           </w:p>
         </w:tc>
         <w:tc>
           <w:tcPr>
             <w:tcW w:type="dxa" w:w="2160"/>
-            <w:shd w:fill="A4D65E"/>
-          </w:tcPr>
-          <w:p/>
-        </w:tc>
-      </w:tr>
-      <w:tr>
-        <w:tc>
-          <w:tcPr>
-            <w:tcW w:type="dxa" w:w="2160"/>
-          </w:tcPr>
-          <w:p>
-            <w:r>
-              <w:t>Semantic</w:t>
-            </w:r>
-          </w:p>
-        </w:tc>
-        <w:tc>
-          <w:tcPr>
-            <w:tcW w:type="dxa" w:w="2160"/>
-          </w:tcPr>
-          <w:p>
-            <w:r>
-              <w:t>Good / Positive</w:t>
-            </w:r>
-          </w:p>
-        </w:tc>
-        <w:tc>
-          <w:tcPr>
-            <w:tcW w:type="dxa" w:w="2160"/>
-          </w:tcPr>
-          <w:p>
-            <w:r>
-              <w:t>#A4D65E</w:t>
-            </w:r>
-          </w:p>
-        </w:tc>
-        <w:tc>
-          <w:tcPr>
-            <w:tcW w:type="dxa" w:w="2160"/>
-            <w:shd w:fill="A4D65E"/>
-          </w:tcPr>
-          <w:p/>
-        </w:tc>
-      </w:tr>
-      <w:tr>
-        <w:tc>
-          <w:tcPr>
-            <w:tcW w:type="dxa" w:w="2160"/>
-          </w:tcPr>
-          <w:p>
-            <w:r/>
-          </w:p>
-        </w:tc>
-        <w:tc>
-          <w:tcPr>
-            <w:tcW w:type="dxa" w:w="2160"/>
-          </w:tcPr>
-          <w:p>
-            <w:r>
-              <w:t>Neutral / Info</w:t>
-            </w:r>
-          </w:p>
-        </w:tc>
-        <w:tc>
-          <w:tcPr>
-            <w:tcW w:type="dxa" w:w="2160"/>
-          </w:tcPr>
-          <w:p>
-            <w:r>
-              <w:t>#3D7AA9</w:t>
-            </w:r>
-          </w:p>
-        </w:tc>
-        <w:tc>
-          <w:tcPr>
-            <w:tcW w:type="dxa" w:w="2160"/>
-            <w:shd w:fill="3D7AA9"/>
-          </w:tcPr>
-          <w:p/>
-        </w:tc>
-      </w:tr>
-      <w:tr>
-        <w:tc>
-          <w:tcPr>
-            <w:tcW w:type="dxa" w:w="2160"/>
-          </w:tcPr>
-          <w:p>
-            <w:r/>
-          </w:p>
-        </w:tc>
-        <w:tc>
-          <w:tcPr>
-            <w:tcW w:type="dxa" w:w="2160"/>
-          </w:tcPr>
-          <w:p>
-            <w:r>
-              <w:t>Bad / Negative</w:t>
-            </w:r>
-          </w:p>
-        </w:tc>
-        <w:tc>
-          <w:tcPr>
-            <w:tcW w:type="dxa" w:w="2160"/>
-          </w:tcPr>
-          <w:p>
-            <w:r>
-              <w:t>#EB1316</w:t>
-            </w:r>
-          </w:p>
-        </w:tc>
-        <w:tc>
-          <w:tcPr>
-            <w:tcW w:type="dxa" w:w="2160"/>
-            <w:shd w:fill="EB1316"/>
-          </w:tcPr>
-          <w:p/>
-        </w:tc>
-      </w:tr>
-      <w:tr>
-        <w:tc>
-          <w:tcPr>
-            <w:tcW w:type="dxa" w:w="2160"/>
-          </w:tcPr>
-          <w:p>
-            <w:r>
-              <w:t>Scale</w:t>
-            </w:r>
-          </w:p>
-        </w:tc>
-        <w:tc>
-          <w:tcPr>
-            <w:tcW w:type="dxa" w:w="2160"/>
-          </w:tcPr>
-          <w:p>
-            <w:r>
-              <w:t>Maximum</w:t>
-            </w:r>
-          </w:p>
-        </w:tc>
-        <w:tc>
-          <w:tcPr>
-            <w:tcW w:type="dxa" w:w="2160"/>
-          </w:tcPr>
-          <w:p>
-            <w:r>
-              <w:t>#700017</w:t>
-            </w:r>
-          </w:p>
-        </w:tc>
-        <w:tc>
-          <w:tcPr>
-            <w:tcW w:type="dxa" w:w="2160"/>
-            <w:shd w:fill="700017"/>
-          </w:tcPr>
-          <w:p/>
-        </w:tc>
-      </w:tr>
-      <w:tr>
-        <w:tc>
-          <w:tcPr>
-            <w:tcW w:type="dxa" w:w="2160"/>
-          </w:tcPr>
-          <w:p>
-            <w:r/>
-          </w:p>
-        </w:tc>
-        <w:tc>
-          <w:tcPr>
-            <w:tcW w:type="dxa" w:w="2160"/>
-          </w:tcPr>
-          <w:p>
-            <w:r>
-              <w:t>Center</w:t>
-            </w:r>
-          </w:p>
-        </w:tc>
-        <w:tc>
-          <w:tcPr>
-            <w:tcW w:type="dxa" w:w="2160"/>
-          </w:tcPr>
-          <w:p>
-            <w:r>
-              <w:t>#ED6102</w:t>
-            </w:r>
-          </w:p>
-        </w:tc>
-        <w:tc>
-          <w:tcPr>
-            <w:tcW w:type="dxa" w:w="2160"/>
-            <w:shd w:fill="ED6102"/>
-          </w:tcPr>
-          <w:p/>
-        </w:tc>
-      </w:tr>
-      <w:tr>
-        <w:tc>
-          <w:tcPr>
-            <w:tcW w:type="dxa" w:w="2160"/>
-          </w:tcPr>
-          <w:p>
-            <w:r/>
-          </w:p>
-        </w:tc>
-        <w:tc>
-          <w:tcPr>
-            <w:tcW w:type="dxa" w:w="2160"/>
-          </w:tcPr>
-          <w:p>
-            <w:r>
-              <w:t>Minimum</w:t>
-            </w:r>
-          </w:p>
-        </w:tc>
-        <w:tc>
-          <w:tcPr>
-            <w:tcW w:type="dxa" w:w="2160"/>
-          </w:tcPr>
-          <w:p>
-            <w:r>
-              <w:t>#FFBE0E</w:t>
-            </w:r>
-          </w:p>
-        </w:tc>
-        <w:tc>
-          <w:tcPr>
-            <w:tcW w:type="dxa" w:w="2160"/>
-            <w:shd w:fill="FFBE0E"/>
+            <w:shd w:fill="CCE1DC"/>
           </w:tcPr>
           <w:p/>
         </w:tc>
       </w:tr>
     </w:tbl>
+    <w:p>
+      <w:pPr>
+        <w:pStyle w:val="Heading1"/>
+      </w:pPr>
+      <w:r>
+        <w:t>Document History</w:t>
+      </w:r>
+    </w:p>
+    <w:p>
+      <w:r>
+        <w:t>v1.2 (March 20, 2026): Full parity with C&amp;S detailing.</w:t>
+      </w:r>
+    </w:p>
+    <w:p>
+      <w:r>
+        <w:t>v1.1 (March 20, 2026): Added extended palette.</w:t>
+      </w:r>
+    </w:p>
     <w:sectPr>
       <w:pgSz w:w="12240" w:h="15840"/>
       <w:pgMar w:top="1440" w:right="1800" w:bottom="1440" w:left="1800" w:header="720" w:footer="720" w:gutter="0"/>

--- a/themes/SpartanNash_UI_Spec.docx
+++ b/themes/SpartanNash_UI_Spec.docx
@@ -11,15 +11,27 @@
       </w:r>
     </w:p>
     <w:p>
+      <w:pPr>
+        <w:pStyle w:val="Quote"/>
+      </w:pPr>
       <w:r>
-        <w:rPr>
-          <w:b/>
-        </w:rPr>
         <w:t>Version: 1.2</w:t>
-        <w:br/>
+      </w:r>
+    </w:p>
+    <w:p>
+      <w:pPr>
+        <w:pStyle w:val="Quote"/>
+      </w:pPr>
+      <w:r>
         <w:t>Date: March 20, 2026</w:t>
-        <w:br/>
-        <w:t>Purpose: Developer reference.</w:t>
+      </w:r>
+    </w:p>
+    <w:p>
+      <w:pPr>
+        <w:pStyle w:val="Quote"/>
+      </w:pPr>
+      <w:r>
+        <w:t>Purpose: Developer reference for building applications, dashboards, and reports aligned with the SpartanNash brand identity.</w:t>
       </w:r>
     </w:p>
     <w:p>
@@ -30,6 +42,276 @@
         <w:t>1. Corporate Color Palette</w:t>
       </w:r>
     </w:p>
+    <w:p>
+      <w:r>
+        <w:t>These are the primary brand colors used for UI chrome, headers, navigation, logos, and body text.</w:t>
+      </w:r>
+    </w:p>
+    <w:tbl>
+      <w:tblPr>
+        <w:tblStyle w:val="TableGrid"/>
+        <w:tblW w:type="auto" w:w="0"/>
+        <w:tblLook w:firstColumn="1" w:firstRow="1" w:lastColumn="0" w:lastRow="0" w:noHBand="0" w:noVBand="1" w:val="04A0"/>
+      </w:tblPr>
+      <w:tblGrid>
+        <w:gridCol w:w="2160"/>
+        <w:gridCol w:w="2160"/>
+        <w:gridCol w:w="2160"/>
+        <w:gridCol w:w="2160"/>
+      </w:tblGrid>
+      <w:tr>
+        <w:tc>
+          <w:tcPr>
+            <w:tcW w:type="dxa" w:w="2160"/>
+          </w:tcPr>
+          <w:p>
+            <w:r>
+              <w:t>Role</w:t>
+            </w:r>
+          </w:p>
+        </w:tc>
+        <w:tc>
+          <w:tcPr>
+            <w:tcW w:type="dxa" w:w="2160"/>
+          </w:tcPr>
+          <w:p>
+            <w:r>
+              <w:t>Name</w:t>
+            </w:r>
+          </w:p>
+        </w:tc>
+        <w:tc>
+          <w:tcPr>
+            <w:tcW w:type="dxa" w:w="2160"/>
+          </w:tcPr>
+          <w:p>
+            <w:r>
+              <w:t>Hex</w:t>
+            </w:r>
+          </w:p>
+        </w:tc>
+        <w:tc>
+          <w:tcPr>
+            <w:tcW w:type="dxa" w:w="2160"/>
+          </w:tcPr>
+          <w:p>
+            <w:r>
+              <w:t>Usage</w:t>
+            </w:r>
+          </w:p>
+        </w:tc>
+      </w:tr>
+      <w:tr>
+        <w:tc>
+          <w:tcPr>
+            <w:tcW w:type="dxa" w:w="2160"/>
+          </w:tcPr>
+          <w:p>
+            <w:r>
+              <w:t>Primary</w:t>
+            </w:r>
+          </w:p>
+        </w:tc>
+        <w:tc>
+          <w:tcPr>
+            <w:tcW w:type="dxa" w:w="2160"/>
+          </w:tcPr>
+          <w:p>
+            <w:r>
+              <w:t>SPTN Dark Green</w:t>
+            </w:r>
+          </w:p>
+        </w:tc>
+        <w:tc>
+          <w:tcPr>
+            <w:tcW w:type="dxa" w:w="2160"/>
+          </w:tcPr>
+          <w:p>
+            <w:r>
+              <w:t>#006A52</w:t>
+            </w:r>
+          </w:p>
+        </w:tc>
+        <w:tc>
+          <w:tcPr>
+            <w:tcW w:type="dxa" w:w="2160"/>
+          </w:tcPr>
+          <w:p>
+            <w:r>
+              <w:t>Visual headers, primary titles, navigation</w:t>
+            </w:r>
+          </w:p>
+        </w:tc>
+      </w:tr>
+      <w:tr>
+        <w:tc>
+          <w:tcPr>
+            <w:tcW w:type="dxa" w:w="2160"/>
+          </w:tcPr>
+          <w:p>
+            <w:r>
+              <w:t>Secondary</w:t>
+            </w:r>
+          </w:p>
+        </w:tc>
+        <w:tc>
+          <w:tcPr>
+            <w:tcW w:type="dxa" w:w="2160"/>
+          </w:tcPr>
+          <w:p>
+            <w:r>
+              <w:t>SPTN Mid Green</w:t>
+            </w:r>
+          </w:p>
+        </w:tc>
+        <w:tc>
+          <w:tcPr>
+            <w:tcW w:type="dxa" w:w="2160"/>
+          </w:tcPr>
+          <w:p>
+            <w:r>
+              <w:t>#43B02A</w:t>
+            </w:r>
+          </w:p>
+        </w:tc>
+        <w:tc>
+          <w:tcPr>
+            <w:tcW w:type="dxa" w:w="2160"/>
+          </w:tcPr>
+          <w:p>
+            <w:r>
+              <w:t>Section headers, primary actions</w:t>
+            </w:r>
+          </w:p>
+        </w:tc>
+      </w:tr>
+      <w:tr>
+        <w:tc>
+          <w:tcPr>
+            <w:tcW w:type="dxa" w:w="2160"/>
+          </w:tcPr>
+          <w:p>
+            <w:r>
+              <w:t>Tertiary</w:t>
+            </w:r>
+          </w:p>
+        </w:tc>
+        <w:tc>
+          <w:tcPr>
+            <w:tcW w:type="dxa" w:w="2160"/>
+          </w:tcPr>
+          <w:p>
+            <w:r>
+              <w:t>SPTN Light Green</w:t>
+            </w:r>
+          </w:p>
+        </w:tc>
+        <w:tc>
+          <w:tcPr>
+            <w:tcW w:type="dxa" w:w="2160"/>
+          </w:tcPr>
+          <w:p>
+            <w:r>
+              <w:t>#A4D65E</w:t>
+            </w:r>
+          </w:p>
+        </w:tc>
+        <w:tc>
+          <w:tcPr>
+            <w:tcW w:type="dxa" w:w="2160"/>
+          </w:tcPr>
+          <w:p>
+            <w:r>
+              <w:t>Secondary elements, positive indicators</w:t>
+            </w:r>
+          </w:p>
+        </w:tc>
+      </w:tr>
+      <w:tr>
+        <w:tc>
+          <w:tcPr>
+            <w:tcW w:type="dxa" w:w="2160"/>
+          </w:tcPr>
+          <w:p>
+            <w:r>
+              <w:t>Background</w:t>
+            </w:r>
+          </w:p>
+        </w:tc>
+        <w:tc>
+          <w:tcPr>
+            <w:tcW w:type="dxa" w:w="2160"/>
+          </w:tcPr>
+          <w:p>
+            <w:r>
+              <w:t>White</w:t>
+            </w:r>
+          </w:p>
+        </w:tc>
+        <w:tc>
+          <w:tcPr>
+            <w:tcW w:type="dxa" w:w="2160"/>
+          </w:tcPr>
+          <w:p>
+            <w:r>
+              <w:t>#FFFFFF</w:t>
+            </w:r>
+          </w:p>
+        </w:tc>
+        <w:tc>
+          <w:tcPr>
+            <w:tcW w:type="dxa" w:w="2160"/>
+          </w:tcPr>
+          <w:p>
+            <w:r>
+              <w:t>Page backgrounds, card surfaces</w:t>
+            </w:r>
+          </w:p>
+        </w:tc>
+      </w:tr>
+      <w:tr>
+        <w:tc>
+          <w:tcPr>
+            <w:tcW w:type="dxa" w:w="2160"/>
+          </w:tcPr>
+          <w:p>
+            <w:r>
+              <w:t>Neutral</w:t>
+            </w:r>
+          </w:p>
+        </w:tc>
+        <w:tc>
+          <w:tcPr>
+            <w:tcW w:type="dxa" w:w="2160"/>
+          </w:tcPr>
+          <w:p>
+            <w:r>
+              <w:t>Dark Gray</w:t>
+            </w:r>
+          </w:p>
+        </w:tc>
+        <w:tc>
+          <w:tcPr>
+            <w:tcW w:type="dxa" w:w="2160"/>
+          </w:tcPr>
+          <w:p>
+            <w:r>
+              <w:t>#525051</w:t>
+            </w:r>
+          </w:p>
+        </w:tc>
+        <w:tc>
+          <w:tcPr>
+            <w:tcW w:type="dxa" w:w="2160"/>
+          </w:tcPr>
+          <w:p>
+            <w:r>
+              <w:t>Labels, axis text, informational text</w:t>
+            </w:r>
+          </w:p>
+        </w:tc>
+      </w:tr>
+    </w:tbl>
     <w:p>
       <w:pPr>
         <w:pStyle w:val="Heading2"/>
@@ -108,7 +390,7 @@
           </w:tcPr>
           <w:p>
             <w:r>
-              <w:t>Canvas</w:t>
+              <w:t>Canvas / outer page area behind cards</w:t>
             </w:r>
           </w:p>
         </w:tc>
@@ -120,7 +402,7 @@
           </w:tcPr>
           <w:p>
             <w:r>
-              <w:t>Divider / Grid</w:t>
+              <w:t>Card Surface</w:t>
             </w:r>
           </w:p>
         </w:tc>
@@ -130,7 +412,7 @@
           </w:tcPr>
           <w:p>
             <w:r>
-              <w:t>#CCE1DC</w:t>
+              <w:t>#FFFFFF</w:t>
             </w:r>
           </w:p>
         </w:tc>
@@ -140,7 +422,7 @@
           </w:tcPr>
           <w:p>
             <w:r>
-              <w:t>Gridlines</w:t>
+              <w:t>Visual container backgrounds</w:t>
             </w:r>
           </w:p>
         </w:tc>
@@ -152,7 +434,7 @@
           </w:tcPr>
           <w:p>
             <w:r>
-              <w:t>Alt Row</w:t>
+              <w:t>Divider / Grid</w:t>
             </w:r>
           </w:p>
         </w:tc>
@@ -162,6 +444,38 @@
           </w:tcPr>
           <w:p>
             <w:r>
+              <w:t>#CCE1DC</w:t>
+            </w:r>
+          </w:p>
+        </w:tc>
+        <w:tc>
+          <w:tcPr>
+            <w:tcW w:type="dxa" w:w="2880"/>
+          </w:tcPr>
+          <w:p>
+            <w:r>
+              <w:t>Table gridlines, borders, separators</w:t>
+            </w:r>
+          </w:p>
+        </w:tc>
+      </w:tr>
+      <w:tr>
+        <w:tc>
+          <w:tcPr>
+            <w:tcW w:type="dxa" w:w="2880"/>
+          </w:tcPr>
+          <w:p>
+            <w:r>
+              <w:t>Alternating Row</w:t>
+            </w:r>
+          </w:p>
+        </w:tc>
+        <w:tc>
+          <w:tcPr>
+            <w:tcW w:type="dxa" w:w="2880"/>
+          </w:tcPr>
+          <w:p>
+            <w:r>
               <w:t>#E4E4E5</w:t>
             </w:r>
           </w:p>
@@ -172,7 +486,768 @@
           </w:tcPr>
           <w:p>
             <w:r>
-              <w:t>Banding</w:t>
+              <w:t>Banded table rows for readability</w:t>
+            </w:r>
+          </w:p>
+        </w:tc>
+      </w:tr>
+    </w:tbl>
+    <w:p>
+      <w:pPr>
+        <w:pStyle w:val="Heading1"/>
+      </w:pPr>
+      <w:r>
+        <w:t>2. Data Visualization Palette</w:t>
+      </w:r>
+    </w:p>
+    <w:p>
+      <w:r>
+        <w:t>The splash colors are reserved for charts, graphs, and any visual requiring multiple distinct data series.</w:t>
+      </w:r>
+    </w:p>
+    <w:tbl>
+      <w:tblPr>
+        <w:tblStyle w:val="TableGrid"/>
+        <w:tblW w:type="auto" w:w="0"/>
+        <w:tblLook w:firstColumn="1" w:firstRow="1" w:lastColumn="0" w:lastRow="0" w:noHBand="0" w:noVBand="1" w:val="04A0"/>
+      </w:tblPr>
+      <w:tblGrid>
+        <w:gridCol w:w="2160"/>
+        <w:gridCol w:w="2160"/>
+        <w:gridCol w:w="2160"/>
+        <w:gridCol w:w="2160"/>
+      </w:tblGrid>
+      <w:tr>
+        <w:tc>
+          <w:tcPr>
+            <w:tcW w:type="dxa" w:w="2160"/>
+          </w:tcPr>
+          <w:p>
+            <w:r>
+              <w:t>Order</w:t>
+            </w:r>
+          </w:p>
+        </w:tc>
+        <w:tc>
+          <w:tcPr>
+            <w:tcW w:type="dxa" w:w="2160"/>
+          </w:tcPr>
+          <w:p>
+            <w:r>
+              <w:t>Name</w:t>
+            </w:r>
+          </w:p>
+        </w:tc>
+        <w:tc>
+          <w:tcPr>
+            <w:tcW w:type="dxa" w:w="2160"/>
+          </w:tcPr>
+          <w:p>
+            <w:r>
+              <w:t>Hex</w:t>
+            </w:r>
+          </w:p>
+        </w:tc>
+        <w:tc>
+          <w:tcPr>
+            <w:tcW w:type="dxa" w:w="2160"/>
+          </w:tcPr>
+          <w:p>
+            <w:r>
+              <w:t>Primary Use</w:t>
+            </w:r>
+          </w:p>
+        </w:tc>
+      </w:tr>
+      <w:tr>
+        <w:tc>
+          <w:tcPr>
+            <w:tcW w:type="dxa" w:w="2160"/>
+          </w:tcPr>
+          <w:p>
+            <w:r>
+              <w:t>1</w:t>
+            </w:r>
+          </w:p>
+        </w:tc>
+        <w:tc>
+          <w:tcPr>
+            <w:tcW w:type="dxa" w:w="2160"/>
+          </w:tcPr>
+          <w:p>
+            <w:r>
+              <w:t>Dark Green</w:t>
+            </w:r>
+          </w:p>
+        </w:tc>
+        <w:tc>
+          <w:tcPr>
+            <w:tcW w:type="dxa" w:w="2160"/>
+          </w:tcPr>
+          <w:p>
+            <w:r>
+              <w:t>#006A52</w:t>
+            </w:r>
+          </w:p>
+        </w:tc>
+        <w:tc>
+          <w:tcPr>
+            <w:tcW w:type="dxa" w:w="2160"/>
+          </w:tcPr>
+          <w:p>
+            <w:r>
+              <w:t>Default / first series</w:t>
+            </w:r>
+          </w:p>
+        </w:tc>
+      </w:tr>
+      <w:tr>
+        <w:tc>
+          <w:tcPr>
+            <w:tcW w:type="dxa" w:w="2160"/>
+          </w:tcPr>
+          <w:p>
+            <w:r>
+              <w:t>2</w:t>
+            </w:r>
+          </w:p>
+        </w:tc>
+        <w:tc>
+          <w:tcPr>
+            <w:tcW w:type="dxa" w:w="2160"/>
+          </w:tcPr>
+          <w:p>
+            <w:r>
+              <w:t>Mid Green</w:t>
+            </w:r>
+          </w:p>
+        </w:tc>
+        <w:tc>
+          <w:tcPr>
+            <w:tcW w:type="dxa" w:w="2160"/>
+          </w:tcPr>
+          <w:p>
+            <w:r>
+              <w:t>#43B02A</w:t>
+            </w:r>
+          </w:p>
+        </w:tc>
+        <w:tc>
+          <w:tcPr>
+            <w:tcW w:type="dxa" w:w="2160"/>
+          </w:tcPr>
+          <w:p>
+            <w:r>
+              <w:t>Second series</w:t>
+            </w:r>
+          </w:p>
+        </w:tc>
+      </w:tr>
+      <w:tr>
+        <w:tc>
+          <w:tcPr>
+            <w:tcW w:type="dxa" w:w="2160"/>
+          </w:tcPr>
+          <w:p>
+            <w:r>
+              <w:t>3</w:t>
+            </w:r>
+          </w:p>
+        </w:tc>
+        <w:tc>
+          <w:tcPr>
+            <w:tcW w:type="dxa" w:w="2160"/>
+          </w:tcPr>
+          <w:p>
+            <w:r>
+              <w:t>Light Green</w:t>
+            </w:r>
+          </w:p>
+        </w:tc>
+        <w:tc>
+          <w:tcPr>
+            <w:tcW w:type="dxa" w:w="2160"/>
+          </w:tcPr>
+          <w:p>
+            <w:r>
+              <w:t>#A4D65E</w:t>
+            </w:r>
+          </w:p>
+        </w:tc>
+        <w:tc>
+          <w:tcPr>
+            <w:tcW w:type="dxa" w:w="2160"/>
+          </w:tcPr>
+          <w:p>
+            <w:r>
+              <w:t>Third series</w:t>
+            </w:r>
+          </w:p>
+        </w:tc>
+      </w:tr>
+      <w:tr>
+        <w:tc>
+          <w:tcPr>
+            <w:tcW w:type="dxa" w:w="2160"/>
+          </w:tcPr>
+          <w:p>
+            <w:r>
+              <w:t>4</w:t>
+            </w:r>
+          </w:p>
+        </w:tc>
+        <w:tc>
+          <w:tcPr>
+            <w:tcW w:type="dxa" w:w="2160"/>
+          </w:tcPr>
+          <w:p>
+            <w:r>
+              <w:t>Gold</w:t>
+            </w:r>
+          </w:p>
+        </w:tc>
+        <w:tc>
+          <w:tcPr>
+            <w:tcW w:type="dxa" w:w="2160"/>
+          </w:tcPr>
+          <w:p>
+            <w:r>
+              <w:t>#FFC72C</w:t>
+            </w:r>
+          </w:p>
+        </w:tc>
+        <w:tc>
+          <w:tcPr>
+            <w:tcW w:type="dxa" w:w="2160"/>
+          </w:tcPr>
+          <w:p>
+            <w:r>
+              <w:t>Fourth series</w:t>
+            </w:r>
+          </w:p>
+        </w:tc>
+      </w:tr>
+      <w:tr>
+        <w:tc>
+          <w:tcPr>
+            <w:tcW w:type="dxa" w:w="2160"/>
+          </w:tcPr>
+          <w:p>
+            <w:r>
+              <w:t>5</w:t>
+            </w:r>
+          </w:p>
+        </w:tc>
+        <w:tc>
+          <w:tcPr>
+            <w:tcW w:type="dxa" w:w="2160"/>
+          </w:tcPr>
+          <w:p>
+            <w:r>
+              <w:t>Teal Gray</w:t>
+            </w:r>
+          </w:p>
+        </w:tc>
+        <w:tc>
+          <w:tcPr>
+            <w:tcW w:type="dxa" w:w="2160"/>
+          </w:tcPr>
+          <w:p>
+            <w:r>
+              <w:t>#99C3BA</w:t>
+            </w:r>
+          </w:p>
+        </w:tc>
+        <w:tc>
+          <w:tcPr>
+            <w:tcW w:type="dxa" w:w="2160"/>
+          </w:tcPr>
+          <w:p>
+            <w:r>
+              <w:t>Fifth series</w:t>
+            </w:r>
+          </w:p>
+        </w:tc>
+      </w:tr>
+      <w:tr>
+        <w:tc>
+          <w:tcPr>
+            <w:tcW w:type="dxa" w:w="2160"/>
+          </w:tcPr>
+          <w:p>
+            <w:r>
+              <w:t>6</w:t>
+            </w:r>
+          </w:p>
+        </w:tc>
+        <w:tc>
+          <w:tcPr>
+            <w:tcW w:type="dxa" w:w="2160"/>
+          </w:tcPr>
+          <w:p>
+            <w:r>
+              <w:t>Sage Green</w:t>
+            </w:r>
+          </w:p>
+        </w:tc>
+        <w:tc>
+          <w:tcPr>
+            <w:tcW w:type="dxa" w:w="2160"/>
+          </w:tcPr>
+          <w:p>
+            <w:r>
+              <w:t>#8ED07F</w:t>
+            </w:r>
+          </w:p>
+        </w:tc>
+        <w:tc>
+          <w:tcPr>
+            <w:tcW w:type="dxa" w:w="2160"/>
+          </w:tcPr>
+          <w:p>
+            <w:r>
+              <w:t>Sixth series</w:t>
+            </w:r>
+          </w:p>
+        </w:tc>
+      </w:tr>
+      <w:tr>
+        <w:tc>
+          <w:tcPr>
+            <w:tcW w:type="dxa" w:w="2160"/>
+          </w:tcPr>
+          <w:p>
+            <w:r>
+              <w:t>7</w:t>
+            </w:r>
+          </w:p>
+        </w:tc>
+        <w:tc>
+          <w:tcPr>
+            <w:tcW w:type="dxa" w:w="2160"/>
+          </w:tcPr>
+          <w:p>
+            <w:r>
+              <w:t>Pale Green</w:t>
+            </w:r>
+          </w:p>
+        </w:tc>
+        <w:tc>
+          <w:tcPr>
+            <w:tcW w:type="dxa" w:w="2160"/>
+          </w:tcPr>
+          <w:p>
+            <w:r>
+              <w:t>#C8E69E</w:t>
+            </w:r>
+          </w:p>
+        </w:tc>
+        <w:tc>
+          <w:tcPr>
+            <w:tcW w:type="dxa" w:w="2160"/>
+          </w:tcPr>
+          <w:p>
+            <w:r>
+              <w:t>Seventh series</w:t>
+            </w:r>
+          </w:p>
+        </w:tc>
+      </w:tr>
+      <w:tr>
+        <w:tc>
+          <w:tcPr>
+            <w:tcW w:type="dxa" w:w="2160"/>
+          </w:tcPr>
+          <w:p>
+            <w:r>
+              <w:t>8</w:t>
+            </w:r>
+          </w:p>
+        </w:tc>
+        <w:tc>
+          <w:tcPr>
+            <w:tcW w:type="dxa" w:w="2160"/>
+          </w:tcPr>
+          <w:p>
+            <w:r>
+              <w:t>Pale Gold</w:t>
+            </w:r>
+          </w:p>
+        </w:tc>
+        <w:tc>
+          <w:tcPr>
+            <w:tcW w:type="dxa" w:w="2160"/>
+          </w:tcPr>
+          <w:p>
+            <w:r>
+              <w:t>#FFDD80</w:t>
+            </w:r>
+          </w:p>
+        </w:tc>
+        <w:tc>
+          <w:tcPr>
+            <w:tcW w:type="dxa" w:w="2160"/>
+          </w:tcPr>
+          <w:p>
+            <w:r>
+              <w:t>Eighth series</w:t>
+            </w:r>
+          </w:p>
+        </w:tc>
+      </w:tr>
+      <w:tr>
+        <w:tc>
+          <w:tcPr>
+            <w:tcW w:type="dxa" w:w="2160"/>
+          </w:tcPr>
+          <w:p>
+            <w:r>
+              <w:t>9-14</w:t>
+            </w:r>
+          </w:p>
+        </w:tc>
+        <w:tc>
+          <w:tcPr>
+            <w:tcW w:type="dxa" w:w="2160"/>
+          </w:tcPr>
+          <w:p>
+            <w:r>
+              <w:t>Extended Palette</w:t>
+            </w:r>
+          </w:p>
+        </w:tc>
+        <w:tc>
+          <w:tcPr>
+            <w:tcW w:type="dxa" w:w="2160"/>
+          </w:tcPr>
+          <w:p>
+            <w:r>
+              <w:t>Varied</w:t>
+            </w:r>
+          </w:p>
+        </w:tc>
+        <w:tc>
+          <w:tcPr>
+            <w:tcW w:type="dxa" w:w="2160"/>
+          </w:tcPr>
+          <w:p>
+            <w:r>
+              <w:t>See Section 8 for samples</w:t>
+            </w:r>
+          </w:p>
+        </w:tc>
+      </w:tr>
+    </w:tbl>
+    <w:p>
+      <w:pPr>
+        <w:pStyle w:val="Heading2"/>
+      </w:pPr>
+      <w:r>
+        <w:t>2.1 Semantic Colors &amp; Conditional Formatting</w:t>
+      </w:r>
+    </w:p>
+    <w:tbl>
+      <w:tblPr>
+        <w:tblStyle w:val="TableGrid"/>
+        <w:tblW w:type="auto" w:w="0"/>
+        <w:tblLook w:firstColumn="1" w:firstRow="1" w:lastColumn="0" w:lastRow="0" w:noHBand="0" w:noVBand="1" w:val="04A0"/>
+      </w:tblPr>
+      <w:tblGrid>
+        <w:gridCol w:w="2160"/>
+        <w:gridCol w:w="2160"/>
+        <w:gridCol w:w="2160"/>
+        <w:gridCol w:w="2160"/>
+      </w:tblGrid>
+      <w:tr>
+        <w:tc>
+          <w:tcPr>
+            <w:tcW w:type="dxa" w:w="2160"/>
+          </w:tcPr>
+          <w:p>
+            <w:r>
+              <w:t>Context</w:t>
+            </w:r>
+          </w:p>
+        </w:tc>
+        <w:tc>
+          <w:tcPr>
+            <w:tcW w:type="dxa" w:w="2160"/>
+          </w:tcPr>
+          <w:p>
+            <w:r>
+              <w:t>Color</w:t>
+            </w:r>
+          </w:p>
+        </w:tc>
+        <w:tc>
+          <w:tcPr>
+            <w:tcW w:type="dxa" w:w="2160"/>
+          </w:tcPr>
+          <w:p>
+            <w:r>
+              <w:t>Hex</w:t>
+            </w:r>
+          </w:p>
+        </w:tc>
+        <w:tc>
+          <w:tcPr>
+            <w:tcW w:type="dxa" w:w="2160"/>
+          </w:tcPr>
+          <w:p>
+            <w:r>
+              <w:t>Usage Notes</w:t>
+            </w:r>
+          </w:p>
+        </w:tc>
+      </w:tr>
+      <w:tr>
+        <w:tc>
+          <w:tcPr>
+            <w:tcW w:type="dxa" w:w="2160"/>
+          </w:tcPr>
+          <w:p>
+            <w:r>
+              <w:t>✅ Good / Positive</w:t>
+            </w:r>
+          </w:p>
+        </w:tc>
+        <w:tc>
+          <w:tcPr>
+            <w:tcW w:type="dxa" w:w="2160"/>
+          </w:tcPr>
+          <w:p>
+            <w:r>
+              <w:t>Light Green</w:t>
+            </w:r>
+          </w:p>
+        </w:tc>
+        <w:tc>
+          <w:tcPr>
+            <w:tcW w:type="dxa" w:w="2160"/>
+          </w:tcPr>
+          <w:p>
+            <w:r>
+              <w:t>#A4D65E</w:t>
+            </w:r>
+          </w:p>
+        </w:tc>
+        <w:tc>
+          <w:tcPr>
+            <w:tcW w:type="dxa" w:w="2160"/>
+          </w:tcPr>
+          <w:p>
+            <w:r>
+              <w:t>KPIs hitting target, success states.</w:t>
+            </w:r>
+          </w:p>
+        </w:tc>
+      </w:tr>
+      <w:tr>
+        <w:tc>
+          <w:tcPr>
+            <w:tcW w:type="dxa" w:w="2160"/>
+          </w:tcPr>
+          <w:p>
+            <w:r>
+              <w:t>⚠️ Neutral / Info</w:t>
+            </w:r>
+          </w:p>
+        </w:tc>
+        <w:tc>
+          <w:tcPr>
+            <w:tcW w:type="dxa" w:w="2160"/>
+          </w:tcPr>
+          <w:p>
+            <w:r>
+              <w:t>Blue</w:t>
+            </w:r>
+          </w:p>
+        </w:tc>
+        <w:tc>
+          <w:tcPr>
+            <w:tcW w:type="dxa" w:w="2160"/>
+          </w:tcPr>
+          <w:p>
+            <w:r>
+              <w:t>#3D7AA9</w:t>
+            </w:r>
+          </w:p>
+        </w:tc>
+        <w:tc>
+          <w:tcPr>
+            <w:tcW w:type="dxa" w:w="2160"/>
+          </w:tcPr>
+          <w:p>
+            <w:r>
+              <w:t>Informational callouts.</w:t>
+            </w:r>
+          </w:p>
+        </w:tc>
+      </w:tr>
+      <w:tr>
+        <w:tc>
+          <w:tcPr>
+            <w:tcW w:type="dxa" w:w="2160"/>
+          </w:tcPr>
+          <w:p>
+            <w:r>
+              <w:t>❌ Bad / Negative</w:t>
+            </w:r>
+          </w:p>
+        </w:tc>
+        <w:tc>
+          <w:tcPr>
+            <w:tcW w:type="dxa" w:w="2160"/>
+          </w:tcPr>
+          <w:p>
+            <w:r>
+              <w:t>Red</w:t>
+            </w:r>
+          </w:p>
+        </w:tc>
+        <w:tc>
+          <w:tcPr>
+            <w:tcW w:type="dxa" w:w="2160"/>
+          </w:tcPr>
+          <w:p>
+            <w:r>
+              <w:t>#EB1316</w:t>
+            </w:r>
+          </w:p>
+        </w:tc>
+        <w:tc>
+          <w:tcPr>
+            <w:tcW w:type="dxa" w:w="2160"/>
+          </w:tcPr>
+          <w:p>
+            <w:r>
+              <w:t>Missing targets, errors.</w:t>
+            </w:r>
+          </w:p>
+        </w:tc>
+      </w:tr>
+      <w:tr>
+        <w:tc>
+          <w:tcPr>
+            <w:tcW w:type="dxa" w:w="2160"/>
+          </w:tcPr>
+          <w:p>
+            <w:r>
+              <w:t>▲ Increase (waterfall)</w:t>
+            </w:r>
+          </w:p>
+        </w:tc>
+        <w:tc>
+          <w:tcPr>
+            <w:tcW w:type="dxa" w:w="2160"/>
+          </w:tcPr>
+          <w:p>
+            <w:r>
+              <w:t>Light Green</w:t>
+            </w:r>
+          </w:p>
+        </w:tc>
+        <w:tc>
+          <w:tcPr>
+            <w:tcW w:type="dxa" w:w="2160"/>
+          </w:tcPr>
+          <w:p>
+            <w:r>
+              <w:t>#A4D65E</w:t>
+            </w:r>
+          </w:p>
+        </w:tc>
+        <w:tc>
+          <w:tcPr>
+            <w:tcW w:type="dxa" w:w="2160"/>
+          </w:tcPr>
+          <w:p>
+            <w:r>
+              <w:t>Positive flow.</w:t>
+            </w:r>
+          </w:p>
+        </w:tc>
+      </w:tr>
+      <w:tr>
+        <w:tc>
+          <w:tcPr>
+            <w:tcW w:type="dxa" w:w="2160"/>
+          </w:tcPr>
+          <w:p>
+            <w:r>
+              <w:t>▼ Decrease (waterfall)</w:t>
+            </w:r>
+          </w:p>
+        </w:tc>
+        <w:tc>
+          <w:tcPr>
+            <w:tcW w:type="dxa" w:w="2160"/>
+          </w:tcPr>
+          <w:p>
+            <w:r>
+              <w:t>Red</w:t>
+            </w:r>
+          </w:p>
+        </w:tc>
+        <w:tc>
+          <w:tcPr>
+            <w:tcW w:type="dxa" w:w="2160"/>
+          </w:tcPr>
+          <w:p>
+            <w:r>
+              <w:t>#EB1316</w:t>
+            </w:r>
+          </w:p>
+        </w:tc>
+        <w:tc>
+          <w:tcPr>
+            <w:tcW w:type="dxa" w:w="2160"/>
+          </w:tcPr>
+          <w:p>
+            <w:r>
+              <w:t>Negative flow.</w:t>
+            </w:r>
+          </w:p>
+        </w:tc>
+      </w:tr>
+      <w:tr>
+        <w:tc>
+          <w:tcPr>
+            <w:tcW w:type="dxa" w:w="2160"/>
+          </w:tcPr>
+          <w:p>
+            <w:r>
+              <w:t>■ Total (waterfall)</w:t>
+            </w:r>
+          </w:p>
+        </w:tc>
+        <w:tc>
+          <w:tcPr>
+            <w:tcW w:type="dxa" w:w="2160"/>
+          </w:tcPr>
+          <w:p>
+            <w:r>
+              <w:t>Dark Green</w:t>
+            </w:r>
+          </w:p>
+        </w:tc>
+        <w:tc>
+          <w:tcPr>
+            <w:tcW w:type="dxa" w:w="2160"/>
+          </w:tcPr>
+          <w:p>
+            <w:r>
+              <w:t>#006A52</w:t>
+            </w:r>
+          </w:p>
+        </w:tc>
+        <w:tc>
+          <w:tcPr>
+            <w:tcW w:type="dxa" w:w="2160"/>
+          </w:tcPr>
+          <w:p>
+            <w:r>
+              <w:t>Neutral aggregation.</w:t>
             </w:r>
           </w:p>
         </w:tc>
@@ -184,6 +1259,22 @@
       </w:pPr>
       <w:r>
         <w:t>3. Typography</w:t>
+      </w:r>
+    </w:p>
+    <w:p>
+      <w:pPr>
+        <w:pStyle w:val="Quote"/>
+      </w:pPr>
+      <w:r>
+        <w:t>[!IMPORTANT]</w:t>
+      </w:r>
+    </w:p>
+    <w:p>
+      <w:pPr>
+        <w:pStyle w:val="Quote"/>
+      </w:pPr>
+      <w:r>
+        <w:t>Arial is the approved font family across all deliverables.</w:t>
       </w:r>
     </w:p>
     <w:tbl>
@@ -288,7 +1379,7 @@
           </w:tcPr>
           <w:p>
             <w:r>
-              <w:t>20px</w:t>
+              <w:t>16–20px</w:t>
             </w:r>
           </w:p>
         </w:tc>
@@ -362,7 +1453,7 @@
           </w:tcPr>
           <w:p>
             <w:r>
-              <w:t>Axis Labels</w:t>
+              <w:t>Section Header</w:t>
             </w:r>
           </w:p>
         </w:tc>
@@ -382,7 +1473,7 @@
           </w:tcPr>
           <w:p>
             <w:r>
-              <w:t>Regular</w:t>
+              <w:t>Bold</w:t>
             </w:r>
           </w:p>
         </w:tc>
@@ -392,7 +1483,7 @@
           </w:tcPr>
           <w:p>
             <w:r>
-              <w:t>10px</w:t>
+              <w:t>10.5px</w:t>
             </w:r>
           </w:p>
         </w:tc>
@@ -402,7 +1493,7 @@
           </w:tcPr>
           <w:p>
             <w:r>
-              <w:t>#525051</w:t>
+              <w:t>#43B02A</w:t>
             </w:r>
           </w:p>
         </w:tc>
@@ -414,7 +1505,7 @@
           </w:tcPr>
           <w:p>
             <w:r>
-              <w:t>Legend</w:t>
+              <w:t>Body Text</w:t>
             </w:r>
           </w:p>
         </w:tc>
@@ -454,7 +1545,7 @@
           </w:tcPr>
           <w:p>
             <w:r>
-              <w:t>#525051</w:t>
+              <w:t>#000000</w:t>
             </w:r>
           </w:p>
         </w:tc>
@@ -466,6 +1557,110 @@
           </w:tcPr>
           <w:p>
             <w:r>
+              <w:t>Axis Labels</w:t>
+            </w:r>
+          </w:p>
+        </w:tc>
+        <w:tc>
+          <w:tcPr>
+            <w:tcW w:type="dxa" w:w="1728"/>
+          </w:tcPr>
+          <w:p>
+            <w:r>
+              <w:t>Arial</w:t>
+            </w:r>
+          </w:p>
+        </w:tc>
+        <w:tc>
+          <w:tcPr>
+            <w:tcW w:type="dxa" w:w="1728"/>
+          </w:tcPr>
+          <w:p>
+            <w:r>
+              <w:t>Regular</w:t>
+            </w:r>
+          </w:p>
+        </w:tc>
+        <w:tc>
+          <w:tcPr>
+            <w:tcW w:type="dxa" w:w="1728"/>
+          </w:tcPr>
+          <w:p>
+            <w:r>
+              <w:t>10px</w:t>
+            </w:r>
+          </w:p>
+        </w:tc>
+        <w:tc>
+          <w:tcPr>
+            <w:tcW w:type="dxa" w:w="1728"/>
+          </w:tcPr>
+          <w:p>
+            <w:r>
+              <w:t>#525051</w:t>
+            </w:r>
+          </w:p>
+        </w:tc>
+      </w:tr>
+      <w:tr>
+        <w:tc>
+          <w:tcPr>
+            <w:tcW w:type="dxa" w:w="1728"/>
+          </w:tcPr>
+          <w:p>
+            <w:r>
+              <w:t>Data Labels</w:t>
+            </w:r>
+          </w:p>
+        </w:tc>
+        <w:tc>
+          <w:tcPr>
+            <w:tcW w:type="dxa" w:w="1728"/>
+          </w:tcPr>
+          <w:p>
+            <w:r>
+              <w:t>Arial</w:t>
+            </w:r>
+          </w:p>
+        </w:tc>
+        <w:tc>
+          <w:tcPr>
+            <w:tcW w:type="dxa" w:w="1728"/>
+          </w:tcPr>
+          <w:p>
+            <w:r>
+              <w:t>Regular</w:t>
+            </w:r>
+          </w:p>
+        </w:tc>
+        <w:tc>
+          <w:tcPr>
+            <w:tcW w:type="dxa" w:w="1728"/>
+          </w:tcPr>
+          <w:p>
+            <w:r>
+              <w:t>10px</w:t>
+            </w:r>
+          </w:p>
+        </w:tc>
+        <w:tc>
+          <w:tcPr>
+            <w:tcW w:type="dxa" w:w="1728"/>
+          </w:tcPr>
+          <w:p>
+            <w:r>
+              <w:t>#525051</w:t>
+            </w:r>
+          </w:p>
+        </w:tc>
+      </w:tr>
+      <w:tr>
+        <w:tc>
+          <w:tcPr>
+            <w:tcW w:type="dxa" w:w="1728"/>
+          </w:tcPr>
+          <w:p>
+            <w:r>
               <w:t>Table Headers</w:t>
             </w:r>
           </w:p>
@@ -507,6 +1702,266 @@
           <w:p>
             <w:r>
               <w:t>#000000 on #FFFFFF</w:t>
+            </w:r>
+          </w:p>
+        </w:tc>
+      </w:tr>
+      <w:tr>
+        <w:tc>
+          <w:tcPr>
+            <w:tcW w:type="dxa" w:w="1728"/>
+          </w:tcPr>
+          <w:p>
+            <w:r>
+              <w:t>Table Values</w:t>
+            </w:r>
+          </w:p>
+        </w:tc>
+        <w:tc>
+          <w:tcPr>
+            <w:tcW w:type="dxa" w:w="1728"/>
+          </w:tcPr>
+          <w:p>
+            <w:r>
+              <w:t>Arial</w:t>
+            </w:r>
+          </w:p>
+        </w:tc>
+        <w:tc>
+          <w:tcPr>
+            <w:tcW w:type="dxa" w:w="1728"/>
+          </w:tcPr>
+          <w:p>
+            <w:r>
+              <w:t>Regular</w:t>
+            </w:r>
+          </w:p>
+        </w:tc>
+        <w:tc>
+          <w:tcPr>
+            <w:tcW w:type="dxa" w:w="1728"/>
+          </w:tcPr>
+          <w:p>
+            <w:r>
+              <w:t>10px</w:t>
+            </w:r>
+          </w:p>
+        </w:tc>
+        <w:tc>
+          <w:tcPr>
+            <w:tcW w:type="dxa" w:w="1728"/>
+          </w:tcPr>
+          <w:p>
+            <w:r>
+              <w:t>#000000</w:t>
+            </w:r>
+          </w:p>
+        </w:tc>
+      </w:tr>
+      <w:tr>
+        <w:tc>
+          <w:tcPr>
+            <w:tcW w:type="dxa" w:w="1728"/>
+          </w:tcPr>
+          <w:p>
+            <w:r>
+              <w:t>Callout / KPI</w:t>
+            </w:r>
+          </w:p>
+        </w:tc>
+        <w:tc>
+          <w:tcPr>
+            <w:tcW w:type="dxa" w:w="1728"/>
+          </w:tcPr>
+          <w:p>
+            <w:r>
+              <w:t>Arial</w:t>
+            </w:r>
+          </w:p>
+        </w:tc>
+        <w:tc>
+          <w:tcPr>
+            <w:tcW w:type="dxa" w:w="1728"/>
+          </w:tcPr>
+          <w:p>
+            <w:r>
+              <w:t>Bold</w:t>
+            </w:r>
+          </w:p>
+        </w:tc>
+        <w:tc>
+          <w:tcPr>
+            <w:tcW w:type="dxa" w:w="1728"/>
+          </w:tcPr>
+          <w:p>
+            <w:r>
+              <w:t>16px</w:t>
+            </w:r>
+          </w:p>
+        </w:tc>
+        <w:tc>
+          <w:tcPr>
+            <w:tcW w:type="dxa" w:w="1728"/>
+          </w:tcPr>
+          <w:p>
+            <w:r>
+              <w:t>#000000</w:t>
+            </w:r>
+          </w:p>
+        </w:tc>
+      </w:tr>
+      <w:tr>
+        <w:tc>
+          <w:tcPr>
+            <w:tcW w:type="dxa" w:w="1728"/>
+          </w:tcPr>
+          <w:p>
+            <w:r>
+              <w:t>Category Label</w:t>
+            </w:r>
+          </w:p>
+        </w:tc>
+        <w:tc>
+          <w:tcPr>
+            <w:tcW w:type="dxa" w:w="1728"/>
+          </w:tcPr>
+          <w:p>
+            <w:r>
+              <w:t>Arial</w:t>
+            </w:r>
+          </w:p>
+        </w:tc>
+        <w:tc>
+          <w:tcPr>
+            <w:tcW w:type="dxa" w:w="1728"/>
+          </w:tcPr>
+          <w:p>
+            <w:r>
+              <w:t>Regular</w:t>
+            </w:r>
+          </w:p>
+        </w:tc>
+        <w:tc>
+          <w:tcPr>
+            <w:tcW w:type="dxa" w:w="1728"/>
+          </w:tcPr>
+          <w:p>
+            <w:r>
+              <w:t>10px</w:t>
+            </w:r>
+          </w:p>
+        </w:tc>
+        <w:tc>
+          <w:tcPr>
+            <w:tcW w:type="dxa" w:w="1728"/>
+          </w:tcPr>
+          <w:p>
+            <w:r>
+              <w:t>#525051</w:t>
+            </w:r>
+          </w:p>
+        </w:tc>
+      </w:tr>
+      <w:tr>
+        <w:tc>
+          <w:tcPr>
+            <w:tcW w:type="dxa" w:w="1728"/>
+          </w:tcPr>
+          <w:p>
+            <w:r>
+              <w:t>Legend</w:t>
+            </w:r>
+          </w:p>
+        </w:tc>
+        <w:tc>
+          <w:tcPr>
+            <w:tcW w:type="dxa" w:w="1728"/>
+          </w:tcPr>
+          <w:p>
+            <w:r>
+              <w:t>Arial</w:t>
+            </w:r>
+          </w:p>
+        </w:tc>
+        <w:tc>
+          <w:tcPr>
+            <w:tcW w:type="dxa" w:w="1728"/>
+          </w:tcPr>
+          <w:p>
+            <w:r>
+              <w:t>Regular</w:t>
+            </w:r>
+          </w:p>
+        </w:tc>
+        <w:tc>
+          <w:tcPr>
+            <w:tcW w:type="dxa" w:w="1728"/>
+          </w:tcPr>
+          <w:p>
+            <w:r>
+              <w:t>10px</w:t>
+            </w:r>
+          </w:p>
+        </w:tc>
+        <w:tc>
+          <w:tcPr>
+            <w:tcW w:type="dxa" w:w="1728"/>
+          </w:tcPr>
+          <w:p>
+            <w:r>
+              <w:t>#525051</w:t>
+            </w:r>
+          </w:p>
+        </w:tc>
+      </w:tr>
+      <w:tr>
+        <w:tc>
+          <w:tcPr>
+            <w:tcW w:type="dxa" w:w="1728"/>
+          </w:tcPr>
+          <w:p>
+            <w:r>
+              <w:t>Tooltip</w:t>
+            </w:r>
+          </w:p>
+        </w:tc>
+        <w:tc>
+          <w:tcPr>
+            <w:tcW w:type="dxa" w:w="1728"/>
+          </w:tcPr>
+          <w:p>
+            <w:r>
+              <w:t>Arial</w:t>
+            </w:r>
+          </w:p>
+        </w:tc>
+        <w:tc>
+          <w:tcPr>
+            <w:tcW w:type="dxa" w:w="1728"/>
+          </w:tcPr>
+          <w:p>
+            <w:r>
+              <w:t>Regular</w:t>
+            </w:r>
+          </w:p>
+        </w:tc>
+        <w:tc>
+          <w:tcPr>
+            <w:tcW w:type="dxa" w:w="1728"/>
+          </w:tcPr>
+          <w:p>
+            <w:r>
+              <w:t>10px</w:t>
+            </w:r>
+          </w:p>
+        </w:tc>
+        <w:tc>
+          <w:tcPr>
+            <w:tcW w:type="dxa" w:w="1728"/>
+          </w:tcPr>
+          <w:p>
+            <w:r>
+              <w:t>#000000</w:t>
             </w:r>
           </w:p>
         </w:tc>
@@ -517,7 +1972,982 @@
         <w:pStyle w:val="Heading1"/>
       </w:pPr>
       <w:r>
-        <w:t>8. Quick Reference</w:t>
+        <w:t>4. Component Specifications</w:t>
+      </w:r>
+    </w:p>
+    <w:p>
+      <w:pPr>
+        <w:pStyle w:val="Heading2"/>
+      </w:pPr>
+      <w:r>
+        <w:t>4.1 Cards (KPI / Metric)</w:t>
+      </w:r>
+    </w:p>
+    <w:p/>
+    <w:p>
+      <w:r>
+        <w:rPr>
+          <w:rFonts w:ascii="Courier New" w:hAnsi="Courier New"/>
+          <w:sz w:val="18"/>
+        </w:rPr>
+        <w:t>┌──────────────────────────┐</w:t>
+      </w:r>
+    </w:p>
+    <w:p>
+      <w:r>
+        <w:rPr>
+          <w:rFonts w:ascii="Courier New" w:hAnsi="Courier New"/>
+          <w:sz w:val="18"/>
+        </w:rPr>
+        <w:t>│  [Visual Title]          │  Arial Bold 11px #006A52</w:t>
+      </w:r>
+    </w:p>
+    <w:p>
+      <w:r>
+        <w:rPr>
+          <w:rFonts w:ascii="Courier New" w:hAnsi="Courier New"/>
+          <w:sz w:val="18"/>
+        </w:rPr>
+        <w:t>│                          │</w:t>
+      </w:r>
+    </w:p>
+    <w:p>
+      <w:r>
+        <w:rPr>
+          <w:rFonts w:ascii="Courier New" w:hAnsi="Courier New"/>
+          <w:sz w:val="18"/>
+        </w:rPr>
+        <w:t>│       1,234              │  Arial Bold 16px #000000</w:t>
+      </w:r>
+    </w:p>
+    <w:p>
+      <w:r>
+        <w:rPr>
+          <w:rFonts w:ascii="Courier New" w:hAnsi="Courier New"/>
+          <w:sz w:val="18"/>
+        </w:rPr>
+        <w:t>│    Category Label        │  Arial Regular 10px #525051</w:t>
+      </w:r>
+    </w:p>
+    <w:p>
+      <w:r>
+        <w:rPr>
+          <w:rFonts w:ascii="Courier New" w:hAnsi="Courier New"/>
+          <w:sz w:val="18"/>
+        </w:rPr>
+        <w:t>│                          │</w:t>
+      </w:r>
+    </w:p>
+    <w:p>
+      <w:r>
+        <w:rPr>
+          <w:rFonts w:ascii="Courier New" w:hAnsi="Courier New"/>
+          <w:sz w:val="18"/>
+        </w:rPr>
+        <w:t>└──────────────────────────┘</w:t>
+      </w:r>
+    </w:p>
+    <w:p>
+      <w:r>
+        <w:rPr>
+          <w:rFonts w:ascii="Courier New" w:hAnsi="Courier New"/>
+          <w:sz w:val="18"/>
+        </w:rPr>
+        <w:t xml:space="preserve">  Background: #FFFFFF</w:t>
+      </w:r>
+    </w:p>
+    <w:p>
+      <w:r>
+        <w:rPr>
+          <w:rFonts w:ascii="Courier New" w:hAnsi="Courier New"/>
+          <w:sz w:val="18"/>
+        </w:rPr>
+        <w:t xml:space="preserve">  Border: Solid #A1A1A1, weight 1px</w:t>
+      </w:r>
+    </w:p>
+    <w:p>
+      <w:r>
+        <w:rPr>
+          <w:rFonts w:ascii="Courier New" w:hAnsi="Courier New"/>
+          <w:sz w:val="18"/>
+        </w:rPr>
+        <w:t xml:space="preserve">  Border Radius: 16px</w:t>
+      </w:r>
+    </w:p>
+    <w:p>
+      <w:r>
+        <w:rPr>
+          <w:rFonts w:ascii="Courier New" w:hAnsi="Courier New"/>
+          <w:sz w:val="18"/>
+        </w:rPr>
+        <w:t xml:space="preserve">  Padding: 8px</w:t>
+      </w:r>
+    </w:p>
+    <w:p>
+      <w:pPr>
+        <w:pStyle w:val="Heading2"/>
+      </w:pPr>
+      <w:r>
+        <w:t>4.2 Tables</w:t>
+      </w:r>
+    </w:p>
+    <w:p/>
+    <w:p>
+      <w:r>
+        <w:rPr>
+          <w:rFonts w:ascii="Courier New" w:hAnsi="Courier New"/>
+          <w:sz w:val="18"/>
+        </w:rPr>
+        <w:t>┌──────────────┬────────────┬───────────┐</w:t>
+      </w:r>
+    </w:p>
+    <w:p>
+      <w:r>
+        <w:rPr>
+          <w:rFonts w:ascii="Courier New" w:hAnsi="Courier New"/>
+          <w:sz w:val="18"/>
+        </w:rPr>
+        <w:t>│  Column A    │  Column B  │  Column C │  Header: #000000 on #FFFFFF, Arial Bold 10px</w:t>
+      </w:r>
+    </w:p>
+    <w:p>
+      <w:r>
+        <w:rPr>
+          <w:rFonts w:ascii="Courier New" w:hAnsi="Courier New"/>
+          <w:sz w:val="18"/>
+        </w:rPr>
+        <w:t>|              |            |           |  Outline: Bottom Only #A1A1A1</w:t>
+      </w:r>
+    </w:p>
+    <w:p>
+      <w:r>
+        <w:rPr>
+          <w:rFonts w:ascii="Courier New" w:hAnsi="Courier New"/>
+          <w:sz w:val="18"/>
+        </w:rPr>
+        <w:t>├──────────────┼────────────┼───────────┤</w:t>
+      </w:r>
+    </w:p>
+    <w:p>
+      <w:r>
+        <w:rPr>
+          <w:rFonts w:ascii="Courier New" w:hAnsi="Courier New"/>
+          <w:sz w:val="18"/>
+        </w:rPr>
+        <w:t>│  Data Row 1  │  value     │  value    │  Row: Arial 10px, #000000, Background #FFFFFF</w:t>
+      </w:r>
+    </w:p>
+    <w:p>
+      <w:r>
+        <w:rPr>
+          <w:rFonts w:ascii="Courier New" w:hAnsi="Courier New"/>
+          <w:sz w:val="18"/>
+        </w:rPr>
+        <w:t>│  Data Row 2  │  value     │  value    │  Alt Row: Background #E4E4E5</w:t>
+      </w:r>
+    </w:p>
+    <w:p>
+      <w:r>
+        <w:rPr>
+          <w:rFonts w:ascii="Courier New" w:hAnsi="Courier New"/>
+          <w:sz w:val="18"/>
+        </w:rPr>
+        <w:t>└──────────────┴────────────┴───────────┘</w:t>
+      </w:r>
+    </w:p>
+    <w:p>
+      <w:pPr>
+        <w:pStyle w:val="Heading2"/>
+      </w:pPr>
+      <w:r>
+        <w:t>4.3 Matrix (Pivot Table)</w:t>
+      </w:r>
+    </w:p>
+    <w:tbl>
+      <w:tblPr>
+        <w:tblStyle w:val="TableGrid"/>
+        <w:tblW w:type="auto" w:w="0"/>
+        <w:tblLook w:firstColumn="1" w:firstRow="1" w:lastColumn="0" w:lastRow="0" w:noHBand="0" w:noVBand="1" w:val="04A0"/>
+      </w:tblPr>
+      <w:tblGrid>
+        <w:gridCol w:w="1728"/>
+        <w:gridCol w:w="1728"/>
+        <w:gridCol w:w="1728"/>
+        <w:gridCol w:w="1728"/>
+        <w:gridCol w:w="1728"/>
+      </w:tblGrid>
+      <w:tr>
+        <w:tc>
+          <w:tcPr>
+            <w:tcW w:type="dxa" w:w="1728"/>
+          </w:tcPr>
+          <w:p>
+            <w:r>
+              <w:t>Part</w:t>
+            </w:r>
+          </w:p>
+        </w:tc>
+        <w:tc>
+          <w:tcPr>
+            <w:tcW w:type="dxa" w:w="1728"/>
+          </w:tcPr>
+          <w:p>
+            <w:r>
+              <w:t>Font</w:t>
+            </w:r>
+          </w:p>
+        </w:tc>
+        <w:tc>
+          <w:tcPr>
+            <w:tcW w:type="dxa" w:w="1728"/>
+          </w:tcPr>
+          <w:p>
+            <w:r>
+              <w:t>Size</w:t>
+            </w:r>
+          </w:p>
+        </w:tc>
+        <w:tc>
+          <w:tcPr>
+            <w:tcW w:type="dxa" w:w="1728"/>
+          </w:tcPr>
+          <w:p>
+            <w:r>
+              <w:t>Foreground</w:t>
+            </w:r>
+          </w:p>
+        </w:tc>
+        <w:tc>
+          <w:tcPr>
+            <w:tcW w:type="dxa" w:w="1728"/>
+          </w:tcPr>
+          <w:p>
+            <w:r>
+              <w:t>Background</w:t>
+            </w:r>
+          </w:p>
+        </w:tc>
+      </w:tr>
+      <w:tr>
+        <w:tc>
+          <w:tcPr>
+            <w:tcW w:type="dxa" w:w="1728"/>
+          </w:tcPr>
+          <w:p>
+            <w:r>
+              <w:t>Column Headers</w:t>
+            </w:r>
+          </w:p>
+        </w:tc>
+        <w:tc>
+          <w:tcPr>
+            <w:tcW w:type="dxa" w:w="1728"/>
+          </w:tcPr>
+          <w:p>
+            <w:r>
+              <w:t>Arial Bold</w:t>
+            </w:r>
+          </w:p>
+        </w:tc>
+        <w:tc>
+          <w:tcPr>
+            <w:tcW w:type="dxa" w:w="1728"/>
+          </w:tcPr>
+          <w:p>
+            <w:r>
+              <w:t>10px</w:t>
+            </w:r>
+          </w:p>
+        </w:tc>
+        <w:tc>
+          <w:tcPr>
+            <w:tcW w:type="dxa" w:w="1728"/>
+          </w:tcPr>
+          <w:p>
+            <w:r>
+              <w:t>#000000</w:t>
+            </w:r>
+          </w:p>
+        </w:tc>
+        <w:tc>
+          <w:tcPr>
+            <w:tcW w:type="dxa" w:w="1728"/>
+          </w:tcPr>
+          <w:p>
+            <w:r>
+              <w:t>#FFFFFF</w:t>
+            </w:r>
+          </w:p>
+        </w:tc>
+      </w:tr>
+      <w:tr>
+        <w:tc>
+          <w:tcPr>
+            <w:tcW w:type="dxa" w:w="1728"/>
+          </w:tcPr>
+          <w:p>
+            <w:r>
+              <w:t>Row Headers</w:t>
+            </w:r>
+          </w:p>
+        </w:tc>
+        <w:tc>
+          <w:tcPr>
+            <w:tcW w:type="dxa" w:w="1728"/>
+          </w:tcPr>
+          <w:p>
+            <w:r>
+              <w:t>Arial Bold</w:t>
+            </w:r>
+          </w:p>
+        </w:tc>
+        <w:tc>
+          <w:tcPr>
+            <w:tcW w:type="dxa" w:w="1728"/>
+          </w:tcPr>
+          <w:p>
+            <w:r>
+              <w:t>10px</w:t>
+            </w:r>
+          </w:p>
+        </w:tc>
+        <w:tc>
+          <w:tcPr>
+            <w:tcW w:type="dxa" w:w="1728"/>
+          </w:tcPr>
+          <w:p>
+            <w:r>
+              <w:t>#000000</w:t>
+            </w:r>
+          </w:p>
+        </w:tc>
+        <w:tc>
+          <w:tcPr>
+            <w:tcW w:type="dxa" w:w="1728"/>
+          </w:tcPr>
+          <w:p>
+            <w:r>
+              <w:t>#FFFFFF</w:t>
+            </w:r>
+          </w:p>
+        </w:tc>
+      </w:tr>
+      <w:tr>
+        <w:tc>
+          <w:tcPr>
+            <w:tcW w:type="dxa" w:w="1728"/>
+          </w:tcPr>
+          <w:p>
+            <w:r>
+              <w:t>Values</w:t>
+            </w:r>
+          </w:p>
+        </w:tc>
+        <w:tc>
+          <w:tcPr>
+            <w:tcW w:type="dxa" w:w="1728"/>
+          </w:tcPr>
+          <w:p>
+            <w:r>
+              <w:t>Arial Regular</w:t>
+            </w:r>
+          </w:p>
+        </w:tc>
+        <w:tc>
+          <w:tcPr>
+            <w:tcW w:type="dxa" w:w="1728"/>
+          </w:tcPr>
+          <w:p>
+            <w:r>
+              <w:t>10px</w:t>
+            </w:r>
+          </w:p>
+        </w:tc>
+        <w:tc>
+          <w:tcPr>
+            <w:tcW w:type="dxa" w:w="1728"/>
+          </w:tcPr>
+          <w:p>
+            <w:r>
+              <w:t>#000000</w:t>
+            </w:r>
+          </w:p>
+        </w:tc>
+        <w:tc>
+          <w:tcPr>
+            <w:tcW w:type="dxa" w:w="1728"/>
+          </w:tcPr>
+          <w:p>
+            <w:r>
+              <w:t>#FFFFFF</w:t>
+            </w:r>
+          </w:p>
+        </w:tc>
+      </w:tr>
+      <w:tr>
+        <w:tc>
+          <w:tcPr>
+            <w:tcW w:type="dxa" w:w="1728"/>
+          </w:tcPr>
+          <w:p>
+            <w:r>
+              <w:t>Subtotals</w:t>
+            </w:r>
+          </w:p>
+        </w:tc>
+        <w:tc>
+          <w:tcPr>
+            <w:tcW w:type="dxa" w:w="1728"/>
+          </w:tcPr>
+          <w:p>
+            <w:r>
+              <w:t>Arial Bold</w:t>
+            </w:r>
+          </w:p>
+        </w:tc>
+        <w:tc>
+          <w:tcPr>
+            <w:tcW w:type="dxa" w:w="1728"/>
+          </w:tcPr>
+          <w:p>
+            <w:r>
+              <w:t>10px</w:t>
+            </w:r>
+          </w:p>
+        </w:tc>
+        <w:tc>
+          <w:tcPr>
+            <w:tcW w:type="dxa" w:w="1728"/>
+          </w:tcPr>
+          <w:p>
+            <w:r>
+              <w:t>#000000</w:t>
+            </w:r>
+          </w:p>
+        </w:tc>
+        <w:tc>
+          <w:tcPr>
+            <w:tcW w:type="dxa" w:w="1728"/>
+          </w:tcPr>
+          <w:p>
+            <w:r>
+              <w:t>#E4E4E5</w:t>
+            </w:r>
+          </w:p>
+        </w:tc>
+      </w:tr>
+      <w:tr>
+        <w:tc>
+          <w:tcPr>
+            <w:tcW w:type="dxa" w:w="1728"/>
+          </w:tcPr>
+          <w:p>
+            <w:r>
+              <w:t>Grand Total</w:t>
+            </w:r>
+          </w:p>
+        </w:tc>
+        <w:tc>
+          <w:tcPr>
+            <w:tcW w:type="dxa" w:w="1728"/>
+          </w:tcPr>
+          <w:p>
+            <w:r>
+              <w:t>Arial Bold</w:t>
+            </w:r>
+          </w:p>
+        </w:tc>
+        <w:tc>
+          <w:tcPr>
+            <w:tcW w:type="dxa" w:w="1728"/>
+          </w:tcPr>
+          <w:p>
+            <w:r>
+              <w:t>10px</w:t>
+            </w:r>
+          </w:p>
+        </w:tc>
+        <w:tc>
+          <w:tcPr>
+            <w:tcW w:type="dxa" w:w="1728"/>
+          </w:tcPr>
+          <w:p>
+            <w:r>
+              <w:t>#000000</w:t>
+            </w:r>
+          </w:p>
+        </w:tc>
+        <w:tc>
+          <w:tcPr>
+            <w:tcW w:type="dxa" w:w="1728"/>
+          </w:tcPr>
+          <w:p>
+            <w:r>
+              <w:t>#A4D65E</w:t>
+            </w:r>
+          </w:p>
+        </w:tc>
+      </w:tr>
+    </w:tbl>
+    <w:p>
+      <w:pPr>
+        <w:pStyle w:val="Heading2"/>
+      </w:pPr>
+      <w:r>
+        <w:t>4.4 Charts (Bar, Column, Line, Area)</w:t>
+      </w:r>
+    </w:p>
+    <w:tbl>
+      <w:tblPr>
+        <w:tblStyle w:val="TableGrid"/>
+        <w:tblW w:type="auto" w:w="0"/>
+        <w:tblLook w:firstColumn="1" w:firstRow="1" w:lastColumn="0" w:lastRow="0" w:noHBand="0" w:noVBand="1" w:val="04A0"/>
+      </w:tblPr>
+      <w:tblGrid>
+        <w:gridCol w:w="4320"/>
+        <w:gridCol w:w="4320"/>
+      </w:tblGrid>
+      <w:tr>
+        <w:tc>
+          <w:tcPr>
+            <w:tcW w:type="dxa" w:w="4320"/>
+          </w:tcPr>
+          <w:p>
+            <w:r>
+              <w:t>Element</w:t>
+            </w:r>
+          </w:p>
+        </w:tc>
+        <w:tc>
+          <w:tcPr>
+            <w:tcW w:type="dxa" w:w="4320"/>
+          </w:tcPr>
+          <w:p>
+            <w:r>
+              <w:t>Specification</w:t>
+            </w:r>
+          </w:p>
+        </w:tc>
+      </w:tr>
+      <w:tr>
+        <w:tc>
+          <w:tcPr>
+            <w:tcW w:type="dxa" w:w="4320"/>
+          </w:tcPr>
+          <w:p>
+            <w:r>
+              <w:t>Default bar/column fill</w:t>
+            </w:r>
+          </w:p>
+        </w:tc>
+        <w:tc>
+          <w:tcPr>
+            <w:tcW w:type="dxa" w:w="4320"/>
+          </w:tcPr>
+          <w:p>
+            <w:r>
+              <w:t>#006A52</w:t>
+            </w:r>
+          </w:p>
+        </w:tc>
+      </w:tr>
+      <w:tr>
+        <w:tc>
+          <w:tcPr>
+            <w:tcW w:type="dxa" w:w="4320"/>
+          </w:tcPr>
+          <w:p>
+            <w:r>
+              <w:t>Axis label color</w:t>
+            </w:r>
+          </w:p>
+        </w:tc>
+        <w:tc>
+          <w:tcPr>
+            <w:tcW w:type="dxa" w:w="4320"/>
+          </w:tcPr>
+          <w:p>
+            <w:r>
+              <w:t>#525051</w:t>
+            </w:r>
+          </w:p>
+        </w:tc>
+      </w:tr>
+      <w:tr>
+        <w:tc>
+          <w:tcPr>
+            <w:tcW w:type="dxa" w:w="4320"/>
+          </w:tcPr>
+          <w:p>
+            <w:r>
+              <w:t>Axis label font</w:t>
+            </w:r>
+          </w:p>
+        </w:tc>
+        <w:tc>
+          <w:tcPr>
+            <w:tcW w:type="dxa" w:w="4320"/>
+          </w:tcPr>
+          <w:p>
+            <w:r>
+              <w:t>Arial Regular 10px</w:t>
+            </w:r>
+          </w:p>
+        </w:tc>
+      </w:tr>
+      <w:tr>
+        <w:tc>
+          <w:tcPr>
+            <w:tcW w:type="dxa" w:w="4320"/>
+          </w:tcPr>
+          <w:p>
+            <w:r>
+              <w:t>Gridline color</w:t>
+            </w:r>
+          </w:p>
+        </w:tc>
+        <w:tc>
+          <w:tcPr>
+            <w:tcW w:type="dxa" w:w="4320"/>
+          </w:tcPr>
+          <w:p>
+            <w:r>
+              <w:t>#CCE1DC</w:t>
+            </w:r>
+          </w:p>
+        </w:tc>
+      </w:tr>
+      <w:tr>
+        <w:tc>
+          <w:tcPr>
+            <w:tcW w:type="dxa" w:w="4320"/>
+          </w:tcPr>
+          <w:p>
+            <w:r>
+              <w:t>Gridlines visible</w:t>
+            </w:r>
+          </w:p>
+        </w:tc>
+        <w:tc>
+          <w:tcPr>
+            <w:tcW w:type="dxa" w:w="4320"/>
+          </w:tcPr>
+          <w:p>
+            <w:r>
+              <w:t>Yes (value axis only)</w:t>
+            </w:r>
+          </w:p>
+        </w:tc>
+      </w:tr>
+      <w:tr>
+        <w:tc>
+          <w:tcPr>
+            <w:tcW w:type="dxa" w:w="4320"/>
+          </w:tcPr>
+          <w:p>
+            <w:r>
+              <w:t>Legend text</w:t>
+            </w:r>
+          </w:p>
+        </w:tc>
+        <w:tc>
+          <w:tcPr>
+            <w:tcW w:type="dxa" w:w="4320"/>
+          </w:tcPr>
+          <w:p>
+            <w:r>
+              <w:t>Arial Regular 10px, #525051</w:t>
+            </w:r>
+          </w:p>
+        </w:tc>
+      </w:tr>
+      <w:tr>
+        <w:tc>
+          <w:tcPr>
+            <w:tcW w:type="dxa" w:w="4320"/>
+          </w:tcPr>
+          <w:p>
+            <w:r>
+              <w:t>Data label text</w:t>
+            </w:r>
+          </w:p>
+        </w:tc>
+        <w:tc>
+          <w:tcPr>
+            <w:tcW w:type="dxa" w:w="4320"/>
+          </w:tcPr>
+          <w:p>
+            <w:r>
+              <w:t>Arial Regular 10px, #525051</w:t>
+            </w:r>
+          </w:p>
+        </w:tc>
+      </w:tr>
+      <w:tr>
+        <w:tc>
+          <w:tcPr>
+            <w:tcW w:type="dxa" w:w="4320"/>
+          </w:tcPr>
+          <w:p>
+            <w:r>
+              <w:t>Line stroke width</w:t>
+            </w:r>
+          </w:p>
+        </w:tc>
+        <w:tc>
+          <w:tcPr>
+            <w:tcW w:type="dxa" w:w="4320"/>
+          </w:tcPr>
+          <w:p>
+            <w:r>
+              <w:t>2px</w:t>
+            </w:r>
+          </w:p>
+        </w:tc>
+      </w:tr>
+      <w:tr>
+        <w:tc>
+          <w:tcPr>
+            <w:tcW w:type="dxa" w:w="4320"/>
+          </w:tcPr>
+          <w:p>
+            <w:r>
+              <w:t>Background</w:t>
+            </w:r>
+          </w:p>
+        </w:tc>
+        <w:tc>
+          <w:tcPr>
+            <w:tcW w:type="dxa" w:w="4320"/>
+          </w:tcPr>
+          <w:p>
+            <w:r>
+              <w:t>#FFFFFF</w:t>
+            </w:r>
+          </w:p>
+        </w:tc>
+      </w:tr>
+    </w:tbl>
+    <w:p>
+      <w:pPr>
+        <w:pStyle w:val="Heading2"/>
+      </w:pPr>
+      <w:r>
+        <w:t>4.5 Slicers</w:t>
+      </w:r>
+    </w:p>
+    <w:tbl>
+      <w:tblPr>
+        <w:tblStyle w:val="TableGrid"/>
+        <w:tblW w:type="auto" w:w="0"/>
+        <w:tblLook w:firstColumn="1" w:firstRow="1" w:lastColumn="0" w:lastRow="0" w:noHBand="0" w:noVBand="1" w:val="04A0"/>
+      </w:tblPr>
+      <w:tblGrid>
+        <w:gridCol w:w="4320"/>
+        <w:gridCol w:w="4320"/>
+      </w:tblGrid>
+      <w:tr>
+        <w:tc>
+          <w:tcPr>
+            <w:tcW w:type="dxa" w:w="4320"/>
+          </w:tcPr>
+          <w:p>
+            <w:r>
+              <w:t>Element</w:t>
+            </w:r>
+          </w:p>
+        </w:tc>
+        <w:tc>
+          <w:tcPr>
+            <w:tcW w:type="dxa" w:w="4320"/>
+          </w:tcPr>
+          <w:p>
+            <w:r>
+              <w:t>Specification</w:t>
+            </w:r>
+          </w:p>
+        </w:tc>
+      </w:tr>
+      <w:tr>
+        <w:tc>
+          <w:tcPr>
+            <w:tcW w:type="dxa" w:w="4320"/>
+          </w:tcPr>
+          <w:p>
+            <w:r>
+              <w:t>Header text</w:t>
+            </w:r>
+          </w:p>
+        </w:tc>
+        <w:tc>
+          <w:tcPr>
+            <w:tcW w:type="dxa" w:w="4320"/>
+          </w:tcPr>
+          <w:p>
+            <w:r>
+              <w:t>Arial Bold 11px, #006A52</w:t>
+            </w:r>
+          </w:p>
+        </w:tc>
+      </w:tr>
+      <w:tr>
+        <w:tc>
+          <w:tcPr>
+            <w:tcW w:type="dxa" w:w="4320"/>
+          </w:tcPr>
+          <w:p>
+            <w:r>
+              <w:t>Item text</w:t>
+            </w:r>
+          </w:p>
+        </w:tc>
+        <w:tc>
+          <w:tcPr>
+            <w:tcW w:type="dxa" w:w="4320"/>
+          </w:tcPr>
+          <w:p>
+            <w:r>
+              <w:t>Arial Regular 10px, #000000</w:t>
+            </w:r>
+          </w:p>
+        </w:tc>
+      </w:tr>
+      <w:tr>
+        <w:tc>
+          <w:tcPr>
+            <w:tcW w:type="dxa" w:w="4320"/>
+          </w:tcPr>
+          <w:p>
+            <w:r>
+              <w:t>Background</w:t>
+            </w:r>
+          </w:p>
+        </w:tc>
+        <w:tc>
+          <w:tcPr>
+            <w:tcW w:type="dxa" w:w="4320"/>
+          </w:tcPr>
+          <w:p>
+            <w:r>
+              <w:t>#FFFFFF</w:t>
+            </w:r>
+          </w:p>
+        </w:tc>
+      </w:tr>
+    </w:tbl>
+    <w:p>
+      <w:pPr>
+        <w:pStyle w:val="Heading2"/>
+      </w:pPr>
+      <w:r>
+        <w:t>4.6 Gauge</w:t>
+      </w:r>
+    </w:p>
+    <w:tbl>
+      <w:tblPr>
+        <w:tblStyle w:val="TableGrid"/>
+        <w:tblW w:type="auto" w:w="0"/>
+        <w:tblLook w:firstColumn="1" w:firstRow="1" w:lastColumn="0" w:lastRow="0" w:noHBand="0" w:noVBand="1" w:val="04A0"/>
+      </w:tblPr>
+      <w:tblGrid>
+        <w:gridCol w:w="4320"/>
+        <w:gridCol w:w="4320"/>
+      </w:tblGrid>
+      <w:tr>
+        <w:tc>
+          <w:tcPr>
+            <w:tcW w:type="dxa" w:w="4320"/>
+          </w:tcPr>
+          <w:p>
+            <w:r>
+              <w:t>Element</w:t>
+            </w:r>
+          </w:p>
+        </w:tc>
+        <w:tc>
+          <w:tcPr>
+            <w:tcW w:type="dxa" w:w="4320"/>
+          </w:tcPr>
+          <w:p>
+            <w:r>
+              <w:t>Specification</w:t>
+            </w:r>
+          </w:p>
+        </w:tc>
+      </w:tr>
+      <w:tr>
+        <w:tc>
+          <w:tcPr>
+            <w:tcW w:type="dxa" w:w="4320"/>
+          </w:tcPr>
+          <w:p>
+            <w:r>
+              <w:t>Fill arc</w:t>
+            </w:r>
+          </w:p>
+        </w:tc>
+        <w:tc>
+          <w:tcPr>
+            <w:tcW w:type="dxa" w:w="4320"/>
+          </w:tcPr>
+          <w:p>
+            <w:r>
+              <w:t>#006A52</w:t>
+            </w:r>
+          </w:p>
+        </w:tc>
+      </w:tr>
+      <w:tr>
+        <w:tc>
+          <w:tcPr>
+            <w:tcW w:type="dxa" w:w="4320"/>
+          </w:tcPr>
+          <w:p>
+            <w:r>
+              <w:t>Target marker</w:t>
+            </w:r>
+          </w:p>
+        </w:tc>
+        <w:tc>
+          <w:tcPr>
+            <w:tcW w:type="dxa" w:w="4320"/>
+          </w:tcPr>
+          <w:p>
+            <w:r>
+              <w:t>#525051</w:t>
+            </w:r>
+          </w:p>
+        </w:tc>
+      </w:tr>
+      <w:tr>
+        <w:tc>
+          <w:tcPr>
+            <w:tcW w:type="dxa" w:w="4320"/>
+          </w:tcPr>
+          <w:p>
+            <w:r>
+              <w:t>Callout value</w:t>
+            </w:r>
+          </w:p>
+        </w:tc>
+        <w:tc>
+          <w:tcPr>
+            <w:tcW w:type="dxa" w:w="4320"/>
+          </w:tcPr>
+          <w:p>
+            <w:r>
+              <w:t>Arial Bold 16px, #000000</w:t>
+            </w:r>
+          </w:p>
+        </w:tc>
+      </w:tr>
+    </w:tbl>
+    <w:p>
+      <w:pPr>
+        <w:pStyle w:val="Heading2"/>
+      </w:pPr>
+      <w:r>
+        <w:t>4.7 Navigation &amp; Buttons</w:t>
       </w:r>
     </w:p>
     <w:tbl>
@@ -539,7 +2969,7 @@
           </w:tcPr>
           <w:p>
             <w:r>
-              <w:t>Category</w:t>
+              <w:t>State</w:t>
             </w:r>
           </w:p>
         </w:tc>
@@ -549,7 +2979,7 @@
           </w:tcPr>
           <w:p>
             <w:r>
-              <w:t>Role</w:t>
+              <w:t>Background</w:t>
             </w:r>
           </w:p>
         </w:tc>
@@ -559,7 +2989,7 @@
           </w:tcPr>
           <w:p>
             <w:r>
-              <w:t>Hex</w:t>
+              <w:t>Text</w:t>
             </w:r>
           </w:p>
         </w:tc>
@@ -569,7 +2999,7 @@
           </w:tcPr>
           <w:p>
             <w:r>
-              <w:t>Sample</w:t>
+              <w:t>Border</w:t>
             </w:r>
           </w:p>
         </w:tc>
@@ -581,6 +3011,547 @@
           </w:tcPr>
           <w:p>
             <w:r>
+              <w:t>Primary</w:t>
+            </w:r>
+          </w:p>
+        </w:tc>
+        <w:tc>
+          <w:tcPr>
+            <w:tcW w:type="dxa" w:w="2160"/>
+          </w:tcPr>
+          <w:p>
+            <w:r>
+              <w:t>#006A52</w:t>
+            </w:r>
+          </w:p>
+        </w:tc>
+        <w:tc>
+          <w:tcPr>
+            <w:tcW w:type="dxa" w:w="2160"/>
+          </w:tcPr>
+          <w:p>
+            <w:r>
+              <w:t>#FFFFFF</w:t>
+            </w:r>
+          </w:p>
+        </w:tc>
+        <w:tc>
+          <w:tcPr>
+            <w:tcW w:type="dxa" w:w="2160"/>
+          </w:tcPr>
+          <w:p>
+            <w:r>
+              <w:t>none</w:t>
+            </w:r>
+          </w:p>
+        </w:tc>
+      </w:tr>
+      <w:tr>
+        <w:tc>
+          <w:tcPr>
+            <w:tcW w:type="dxa" w:w="2160"/>
+          </w:tcPr>
+          <w:p>
+            <w:r>
+              <w:t>Primary Hover</w:t>
+            </w:r>
+          </w:p>
+        </w:tc>
+        <w:tc>
+          <w:tcPr>
+            <w:tcW w:type="dxa" w:w="2160"/>
+          </w:tcPr>
+          <w:p>
+            <w:r>
+              <w:t>#43B02A</w:t>
+            </w:r>
+          </w:p>
+        </w:tc>
+        <w:tc>
+          <w:tcPr>
+            <w:tcW w:type="dxa" w:w="2160"/>
+          </w:tcPr>
+          <w:p>
+            <w:r>
+              <w:t>#FFFFFF</w:t>
+            </w:r>
+          </w:p>
+        </w:tc>
+        <w:tc>
+          <w:tcPr>
+            <w:tcW w:type="dxa" w:w="2160"/>
+          </w:tcPr>
+          <w:p>
+            <w:r>
+              <w:t>none</w:t>
+            </w:r>
+          </w:p>
+        </w:tc>
+      </w:tr>
+      <w:tr>
+        <w:tc>
+          <w:tcPr>
+            <w:tcW w:type="dxa" w:w="2160"/>
+          </w:tcPr>
+          <w:p>
+            <w:r>
+              <w:t>Secondary</w:t>
+            </w:r>
+          </w:p>
+        </w:tc>
+        <w:tc>
+          <w:tcPr>
+            <w:tcW w:type="dxa" w:w="2160"/>
+          </w:tcPr>
+          <w:p>
+            <w:r>
+              <w:t>#FFFFFF</w:t>
+            </w:r>
+          </w:p>
+        </w:tc>
+        <w:tc>
+          <w:tcPr>
+            <w:tcW w:type="dxa" w:w="2160"/>
+          </w:tcPr>
+          <w:p>
+            <w:r>
+              <w:t>#006A52</w:t>
+            </w:r>
+          </w:p>
+        </w:tc>
+        <w:tc>
+          <w:tcPr>
+            <w:tcW w:type="dxa" w:w="2160"/>
+          </w:tcPr>
+          <w:p>
+            <w:r>
+              <w:t>1px #006A52</w:t>
+            </w:r>
+          </w:p>
+        </w:tc>
+      </w:tr>
+      <w:tr>
+        <w:tc>
+          <w:tcPr>
+            <w:tcW w:type="dxa" w:w="2160"/>
+          </w:tcPr>
+          <w:p>
+            <w:r>
+              <w:t>Secondary Hover</w:t>
+            </w:r>
+          </w:p>
+        </w:tc>
+        <w:tc>
+          <w:tcPr>
+            <w:tcW w:type="dxa" w:w="2160"/>
+          </w:tcPr>
+          <w:p>
+            <w:r>
+              <w:t>#E4E4E5</w:t>
+            </w:r>
+          </w:p>
+        </w:tc>
+        <w:tc>
+          <w:tcPr>
+            <w:tcW w:type="dxa" w:w="2160"/>
+          </w:tcPr>
+          <w:p>
+            <w:r>
+              <w:t>#006A52</w:t>
+            </w:r>
+          </w:p>
+        </w:tc>
+        <w:tc>
+          <w:tcPr>
+            <w:tcW w:type="dxa" w:w="2160"/>
+          </w:tcPr>
+          <w:p>
+            <w:r>
+              <w:t>1px #006A52</w:t>
+            </w:r>
+          </w:p>
+        </w:tc>
+      </w:tr>
+    </w:tbl>
+    <w:p>
+      <w:pPr>
+        <w:pStyle w:val="Heading1"/>
+      </w:pPr>
+      <w:r>
+        <w:t>5. Spacing &amp; Layout</w:t>
+      </w:r>
+    </w:p>
+    <w:tbl>
+      <w:tblPr>
+        <w:tblStyle w:val="TableGrid"/>
+        <w:tblW w:type="auto" w:w="0"/>
+        <w:tblLook w:firstColumn="1" w:firstRow="1" w:lastColumn="0" w:lastRow="0" w:noHBand="0" w:noVBand="1" w:val="04A0"/>
+      </w:tblPr>
+      <w:tblGrid>
+        <w:gridCol w:w="2880"/>
+        <w:gridCol w:w="2880"/>
+        <w:gridCol w:w="2880"/>
+      </w:tblGrid>
+      <w:tr>
+        <w:tc>
+          <w:tcPr>
+            <w:tcW w:type="dxa" w:w="2880"/>
+          </w:tcPr>
+          <w:p>
+            <w:r>
+              <w:t>Token</w:t>
+            </w:r>
+          </w:p>
+        </w:tc>
+        <w:tc>
+          <w:tcPr>
+            <w:tcW w:type="dxa" w:w="2880"/>
+          </w:tcPr>
+          <w:p>
+            <w:r>
+              <w:t>Value</w:t>
+            </w:r>
+          </w:p>
+        </w:tc>
+        <w:tc>
+          <w:tcPr>
+            <w:tcW w:type="dxa" w:w="2880"/>
+          </w:tcPr>
+          <w:p>
+            <w:r>
+              <w:t>Usage</w:t>
+            </w:r>
+          </w:p>
+        </w:tc>
+      </w:tr>
+      <w:tr>
+        <w:tc>
+          <w:tcPr>
+            <w:tcW w:type="dxa" w:w="2880"/>
+          </w:tcPr>
+          <w:p>
+            <w:r>
+              <w:t>padding-card</w:t>
+            </w:r>
+          </w:p>
+        </w:tc>
+        <w:tc>
+          <w:tcPr>
+            <w:tcW w:type="dxa" w:w="2880"/>
+          </w:tcPr>
+          <w:p>
+            <w:r>
+              <w:t>8px</w:t>
+            </w:r>
+          </w:p>
+        </w:tc>
+        <w:tc>
+          <w:tcPr>
+            <w:tcW w:type="dxa" w:w="2880"/>
+          </w:tcPr>
+          <w:p>
+            <w:r>
+              <w:t>Inner padding for card visuals</w:t>
+            </w:r>
+          </w:p>
+        </w:tc>
+      </w:tr>
+      <w:tr>
+        <w:tc>
+          <w:tcPr>
+            <w:tcW w:type="dxa" w:w="2880"/>
+          </w:tcPr>
+          <w:p>
+            <w:r>
+              <w:t>padding-page</w:t>
+            </w:r>
+          </w:p>
+        </w:tc>
+        <w:tc>
+          <w:tcPr>
+            <w:tcW w:type="dxa" w:w="2880"/>
+          </w:tcPr>
+          <w:p>
+            <w:r>
+              <w:t>16px</w:t>
+            </w:r>
+          </w:p>
+        </w:tc>
+        <w:tc>
+          <w:tcPr>
+            <w:tcW w:type="dxa" w:w="2880"/>
+          </w:tcPr>
+          <w:p>
+            <w:r>
+              <w:t>Page margin</w:t>
+            </w:r>
+          </w:p>
+        </w:tc>
+      </w:tr>
+      <w:tr>
+        <w:tc>
+          <w:tcPr>
+            <w:tcW w:type="dxa" w:w="2880"/>
+          </w:tcPr>
+          <w:p>
+            <w:r>
+              <w:t>gap-visual</w:t>
+            </w:r>
+          </w:p>
+        </w:tc>
+        <w:tc>
+          <w:tcPr>
+            <w:tcW w:type="dxa" w:w="2880"/>
+          </w:tcPr>
+          <w:p>
+            <w:r>
+              <w:t>8px</w:t>
+            </w:r>
+          </w:p>
+        </w:tc>
+        <w:tc>
+          <w:tcPr>
+            <w:tcW w:type="dxa" w:w="2880"/>
+          </w:tcPr>
+          <w:p>
+            <w:r>
+              <w:t>Space between visuals</w:t>
+            </w:r>
+          </w:p>
+        </w:tc>
+      </w:tr>
+      <w:tr>
+        <w:tc>
+          <w:tcPr>
+            <w:tcW w:type="dxa" w:w="2880"/>
+          </w:tcPr>
+          <w:p>
+            <w:r>
+              <w:t>border-radius</w:t>
+            </w:r>
+          </w:p>
+        </w:tc>
+        <w:tc>
+          <w:tcPr>
+            <w:tcW w:type="dxa" w:w="2880"/>
+          </w:tcPr>
+          <w:p>
+            <w:r>
+              <w:t>16px</w:t>
+            </w:r>
+          </w:p>
+        </w:tc>
+        <w:tc>
+          <w:tcPr>
+            <w:tcW w:type="dxa" w:w="2880"/>
+          </w:tcPr>
+          <w:p>
+            <w:r>
+              <w:t>Globally applied to visual borders</w:t>
+            </w:r>
+          </w:p>
+        </w:tc>
+      </w:tr>
+      <w:tr>
+        <w:tc>
+          <w:tcPr>
+            <w:tcW w:type="dxa" w:w="2880"/>
+          </w:tcPr>
+          <w:p>
+            <w:r>
+              <w:t>border-weight</w:t>
+            </w:r>
+          </w:p>
+        </w:tc>
+        <w:tc>
+          <w:tcPr>
+            <w:tcW w:type="dxa" w:w="2880"/>
+          </w:tcPr>
+          <w:p>
+            <w:r>
+              <w:t>1px</w:t>
+            </w:r>
+          </w:p>
+        </w:tc>
+        <w:tc>
+          <w:tcPr>
+            <w:tcW w:type="dxa" w:w="2880"/>
+          </w:tcPr>
+          <w:p>
+            <w:r>
+              <w:t>Applied to visual containers</w:t>
+            </w:r>
+          </w:p>
+        </w:tc>
+      </w:tr>
+      <w:tr>
+        <w:tc>
+          <w:tcPr>
+            <w:tcW w:type="dxa" w:w="2880"/>
+          </w:tcPr>
+          <w:p>
+            <w:r>
+              <w:t>shadow</w:t>
+            </w:r>
+          </w:p>
+        </w:tc>
+        <w:tc>
+          <w:tcPr>
+            <w:tcW w:type="dxa" w:w="2880"/>
+          </w:tcPr>
+          <w:p>
+            <w:r>
+              <w:t>0 2px 4px #A1A1A1</w:t>
+            </w:r>
+          </w:p>
+        </w:tc>
+        <w:tc>
+          <w:tcPr>
+            <w:tcW w:type="dxa" w:w="2880"/>
+          </w:tcPr>
+          <w:p>
+            <w:r>
+              <w:t>(Optional) Subtle card drop shadows</w:t>
+            </w:r>
+          </w:p>
+        </w:tc>
+      </w:tr>
+    </w:tbl>
+    <w:p>
+      <w:pPr>
+        <w:pStyle w:val="Heading1"/>
+      </w:pPr>
+      <w:r>
+        <w:t>6. Accessibility Notes</w:t>
+      </w:r>
+    </w:p>
+    <w:p>
+      <w:pPr>
+        <w:pStyle w:val="ListBullet"/>
+      </w:pPr>
+      <w:r>
+        <w:t>All body text must be Black (#000000) on white backgrounds for maximum contrast</w:t>
+      </w:r>
+    </w:p>
+    <w:p>
+      <w:pPr>
+        <w:pStyle w:val="ListBullet"/>
+      </w:pPr>
+      <w:r>
+        <w:t>Avoid using color alone to convey meaning — always pair with labels or icons</w:t>
+      </w:r>
+    </w:p>
+    <w:p>
+      <w:pPr>
+        <w:pStyle w:val="ListBullet"/>
+      </w:pPr>
+      <w:r>
+        <w:t>Minimum font size: 10px for any readable text</w:t>
+      </w:r>
+    </w:p>
+    <w:p>
+      <w:pPr>
+        <w:pStyle w:val="ListBullet"/>
+      </w:pPr>
+      <w:r>
+        <w:t>Secondary series colors (Yellow/Gold) should only be used for filled shapes, not for text on white</w:t>
+      </w:r>
+    </w:p>
+    <w:p>
+      <w:pPr>
+        <w:pStyle w:val="ListBullet"/>
+      </w:pPr>
+      <w:r>
+        <w:t>Use distinct icons (▲ ▼) for variance metrics to support color-blind users</w:t>
+      </w:r>
+    </w:p>
+    <w:p>
+      <w:pPr>
+        <w:pStyle w:val="Heading1"/>
+      </w:pPr>
+      <w:r>
+        <w:t>7. Power BI Theme File</w:t>
+      </w:r>
+    </w:p>
+    <w:p>
+      <w:r>
+        <w:t>The companion Power BI theme JSON for SpartanNash is available at:</w:t>
+      </w:r>
+    </w:p>
+    <w:p>
+      <w:r>
+        <w:t>[SpartanNash Theme.json](file:///C:/GIT/FUAM/themes/SpartanNash%20Theme.json)</w:t>
+      </w:r>
+    </w:p>
+    <w:p>
+      <w:pPr>
+        <w:pStyle w:val="Heading1"/>
+      </w:pPr>
+      <w:r>
+        <w:t>8. Quick Reference - Color Codes</w:t>
+      </w:r>
+    </w:p>
+    <w:tbl>
+      <w:tblPr>
+        <w:tblStyle w:val="TableGrid"/>
+        <w:tblW w:type="auto" w:w="0"/>
+        <w:tblLook w:firstColumn="1" w:firstRow="1" w:lastColumn="0" w:lastRow="0" w:noHBand="0" w:noVBand="1" w:val="04A0"/>
+      </w:tblPr>
+      <w:tblGrid>
+        <w:gridCol w:w="2160"/>
+        <w:gridCol w:w="2160"/>
+        <w:gridCol w:w="2160"/>
+        <w:gridCol w:w="2160"/>
+      </w:tblGrid>
+      <w:tr>
+        <w:tc>
+          <w:tcPr>
+            <w:tcW w:type="dxa" w:w="2160"/>
+          </w:tcPr>
+          <w:p>
+            <w:r>
+              <w:t>Category</w:t>
+            </w:r>
+          </w:p>
+        </w:tc>
+        <w:tc>
+          <w:tcPr>
+            <w:tcW w:type="dxa" w:w="2160"/>
+          </w:tcPr>
+          <w:p>
+            <w:r>
+              <w:t>Role / Element</w:t>
+            </w:r>
+          </w:p>
+        </w:tc>
+        <w:tc>
+          <w:tcPr>
+            <w:tcW w:type="dxa" w:w="2160"/>
+          </w:tcPr>
+          <w:p>
+            <w:r>
+              <w:t>Hex</w:t>
+            </w:r>
+          </w:p>
+        </w:tc>
+        <w:tc>
+          <w:tcPr>
+            <w:tcW w:type="dxa" w:w="2160"/>
+          </w:tcPr>
+          <w:p>
+            <w:r>
+              <w:t>Sample</w:t>
+            </w:r>
+          </w:p>
+        </w:tc>
+      </w:tr>
+      <w:tr>
+        <w:tc>
+          <w:tcPr>
+            <w:tcW w:type="dxa" w:w="2160"/>
+          </w:tcPr>
+          <w:p>
+            <w:r>
               <w:t>Corporate</w:t>
             </w:r>
           </w:p>
@@ -591,7 +3562,7 @@
           </w:tcPr>
           <w:p>
             <w:r>
-              <w:t>Dark Green</w:t>
+              <w:t>SPTN Dark Green</w:t>
             </w:r>
           </w:p>
         </w:tc>
@@ -619,6 +3590,117 @@
             <w:tcW w:type="dxa" w:w="2160"/>
           </w:tcPr>
           <w:p>
+            <w:r/>
+          </w:p>
+        </w:tc>
+        <w:tc>
+          <w:tcPr>
+            <w:tcW w:type="dxa" w:w="2160"/>
+          </w:tcPr>
+          <w:p>
+            <w:r>
+              <w:t>SPTN Mid Green</w:t>
+            </w:r>
+          </w:p>
+        </w:tc>
+        <w:tc>
+          <w:tcPr>
+            <w:tcW w:type="dxa" w:w="2160"/>
+          </w:tcPr>
+          <w:p>
+            <w:r>
+              <w:t>#43B02A</w:t>
+            </w:r>
+          </w:p>
+        </w:tc>
+        <w:tc>
+          <w:tcPr>
+            <w:tcW w:type="dxa" w:w="2160"/>
+            <w:shd w:fill="43B02A"/>
+          </w:tcPr>
+          <w:p/>
+        </w:tc>
+      </w:tr>
+      <w:tr>
+        <w:tc>
+          <w:tcPr>
+            <w:tcW w:type="dxa" w:w="2160"/>
+          </w:tcPr>
+          <w:p>
+            <w:r/>
+          </w:p>
+        </w:tc>
+        <w:tc>
+          <w:tcPr>
+            <w:tcW w:type="dxa" w:w="2160"/>
+          </w:tcPr>
+          <w:p>
+            <w:r>
+              <w:t>SPTN Light Green</w:t>
+            </w:r>
+          </w:p>
+        </w:tc>
+        <w:tc>
+          <w:tcPr>
+            <w:tcW w:type="dxa" w:w="2160"/>
+          </w:tcPr>
+          <w:p>
+            <w:r>
+              <w:t>#A4D65E</w:t>
+            </w:r>
+          </w:p>
+        </w:tc>
+        <w:tc>
+          <w:tcPr>
+            <w:tcW w:type="dxa" w:w="2160"/>
+            <w:shd w:fill="A4D65E"/>
+          </w:tcPr>
+          <w:p/>
+        </w:tc>
+      </w:tr>
+      <w:tr>
+        <w:tc>
+          <w:tcPr>
+            <w:tcW w:type="dxa" w:w="2160"/>
+          </w:tcPr>
+          <w:p>
+            <w:r/>
+          </w:p>
+        </w:tc>
+        <w:tc>
+          <w:tcPr>
+            <w:tcW w:type="dxa" w:w="2160"/>
+          </w:tcPr>
+          <w:p>
+            <w:r>
+              <w:t>SPTN Neutral</w:t>
+            </w:r>
+          </w:p>
+        </w:tc>
+        <w:tc>
+          <w:tcPr>
+            <w:tcW w:type="dxa" w:w="2160"/>
+          </w:tcPr>
+          <w:p>
+            <w:r>
+              <w:t>#525051</w:t>
+            </w:r>
+          </w:p>
+        </w:tc>
+        <w:tc>
+          <w:tcPr>
+            <w:tcW w:type="dxa" w:w="2160"/>
+            <w:shd w:fill="525051"/>
+          </w:tcPr>
+          <w:p/>
+        </w:tc>
+      </w:tr>
+      <w:tr>
+        <w:tc>
+          <w:tcPr>
+            <w:tcW w:type="dxa" w:w="2160"/>
+          </w:tcPr>
+          <w:p>
             <w:r>
               <w:t>Surfaces</w:t>
             </w:r>
@@ -630,7 +3712,7 @@
           </w:tcPr>
           <w:p>
             <w:r>
-              <w:t>Divider</w:t>
+              <w:t>Divider / Grid</w:t>
             </w:r>
           </w:p>
         </w:tc>
@@ -648,6 +3730,269 @@
           <w:tcPr>
             <w:tcW w:type="dxa" w:w="2160"/>
             <w:shd w:fill="CCE1DC"/>
+          </w:tcPr>
+          <w:p/>
+        </w:tc>
+      </w:tr>
+      <w:tr>
+        <w:tc>
+          <w:tcPr>
+            <w:tcW w:type="dxa" w:w="2160"/>
+          </w:tcPr>
+          <w:p>
+            <w:r/>
+          </w:p>
+        </w:tc>
+        <w:tc>
+          <w:tcPr>
+            <w:tcW w:type="dxa" w:w="2160"/>
+          </w:tcPr>
+          <w:p>
+            <w:r>
+              <w:t>Alternating Row</w:t>
+            </w:r>
+          </w:p>
+        </w:tc>
+        <w:tc>
+          <w:tcPr>
+            <w:tcW w:type="dxa" w:w="2160"/>
+          </w:tcPr>
+          <w:p>
+            <w:r>
+              <w:t>#E4E4E5</w:t>
+            </w:r>
+          </w:p>
+        </w:tc>
+        <w:tc>
+          <w:tcPr>
+            <w:tcW w:type="dxa" w:w="2160"/>
+            <w:shd w:fill="E4E4E5"/>
+          </w:tcPr>
+          <w:p/>
+        </w:tc>
+      </w:tr>
+      <w:tr>
+        <w:tc>
+          <w:tcPr>
+            <w:tcW w:type="dxa" w:w="2160"/>
+          </w:tcPr>
+          <w:p>
+            <w:r>
+              <w:t>Semantic</w:t>
+            </w:r>
+          </w:p>
+        </w:tc>
+        <w:tc>
+          <w:tcPr>
+            <w:tcW w:type="dxa" w:w="2160"/>
+          </w:tcPr>
+          <w:p>
+            <w:r>
+              <w:t>Good / Positive</w:t>
+            </w:r>
+          </w:p>
+        </w:tc>
+        <w:tc>
+          <w:tcPr>
+            <w:tcW w:type="dxa" w:w="2160"/>
+          </w:tcPr>
+          <w:p>
+            <w:r>
+              <w:t>#A4D65E</w:t>
+            </w:r>
+          </w:p>
+        </w:tc>
+        <w:tc>
+          <w:tcPr>
+            <w:tcW w:type="dxa" w:w="2160"/>
+            <w:shd w:fill="A4D65E"/>
+          </w:tcPr>
+          <w:p/>
+        </w:tc>
+      </w:tr>
+      <w:tr>
+        <w:tc>
+          <w:tcPr>
+            <w:tcW w:type="dxa" w:w="2160"/>
+          </w:tcPr>
+          <w:p>
+            <w:r/>
+          </w:p>
+        </w:tc>
+        <w:tc>
+          <w:tcPr>
+            <w:tcW w:type="dxa" w:w="2160"/>
+          </w:tcPr>
+          <w:p>
+            <w:r>
+              <w:t>Neutral / Info</w:t>
+            </w:r>
+          </w:p>
+        </w:tc>
+        <w:tc>
+          <w:tcPr>
+            <w:tcW w:type="dxa" w:w="2160"/>
+          </w:tcPr>
+          <w:p>
+            <w:r>
+              <w:t>#3D7AA9</w:t>
+            </w:r>
+          </w:p>
+        </w:tc>
+        <w:tc>
+          <w:tcPr>
+            <w:tcW w:type="dxa" w:w="2160"/>
+            <w:shd w:fill="3D7AA9"/>
+          </w:tcPr>
+          <w:p/>
+        </w:tc>
+      </w:tr>
+      <w:tr>
+        <w:tc>
+          <w:tcPr>
+            <w:tcW w:type="dxa" w:w="2160"/>
+          </w:tcPr>
+          <w:p>
+            <w:r/>
+          </w:p>
+        </w:tc>
+        <w:tc>
+          <w:tcPr>
+            <w:tcW w:type="dxa" w:w="2160"/>
+          </w:tcPr>
+          <w:p>
+            <w:r>
+              <w:t>Bad / Negative</w:t>
+            </w:r>
+          </w:p>
+        </w:tc>
+        <w:tc>
+          <w:tcPr>
+            <w:tcW w:type="dxa" w:w="2160"/>
+          </w:tcPr>
+          <w:p>
+            <w:r>
+              <w:t>#EB1316</w:t>
+            </w:r>
+          </w:p>
+        </w:tc>
+        <w:tc>
+          <w:tcPr>
+            <w:tcW w:type="dxa" w:w="2160"/>
+            <w:shd w:fill="EB1316"/>
+          </w:tcPr>
+          <w:p/>
+        </w:tc>
+      </w:tr>
+      <w:tr>
+        <w:tc>
+          <w:tcPr>
+            <w:tcW w:type="dxa" w:w="2160"/>
+          </w:tcPr>
+          <w:p>
+            <w:r>
+              <w:t>Scale</w:t>
+            </w:r>
+          </w:p>
+        </w:tc>
+        <w:tc>
+          <w:tcPr>
+            <w:tcW w:type="dxa" w:w="2160"/>
+          </w:tcPr>
+          <w:p>
+            <w:r>
+              <w:t>Maximum (Good)</w:t>
+            </w:r>
+          </w:p>
+        </w:tc>
+        <w:tc>
+          <w:tcPr>
+            <w:tcW w:type="dxa" w:w="2160"/>
+          </w:tcPr>
+          <w:p>
+            <w:r>
+              <w:t>#700017</w:t>
+            </w:r>
+          </w:p>
+        </w:tc>
+        <w:tc>
+          <w:tcPr>
+            <w:tcW w:type="dxa" w:w="2160"/>
+            <w:shd w:fill="700017"/>
+          </w:tcPr>
+          <w:p/>
+        </w:tc>
+      </w:tr>
+      <w:tr>
+        <w:tc>
+          <w:tcPr>
+            <w:tcW w:type="dxa" w:w="2160"/>
+          </w:tcPr>
+          <w:p>
+            <w:r/>
+          </w:p>
+        </w:tc>
+        <w:tc>
+          <w:tcPr>
+            <w:tcW w:type="dxa" w:w="2160"/>
+          </w:tcPr>
+          <w:p>
+            <w:r>
+              <w:t>Center (Neutral)</w:t>
+            </w:r>
+          </w:p>
+        </w:tc>
+        <w:tc>
+          <w:tcPr>
+            <w:tcW w:type="dxa" w:w="2160"/>
+          </w:tcPr>
+          <w:p>
+            <w:r>
+              <w:t>#ED6102</w:t>
+            </w:r>
+          </w:p>
+        </w:tc>
+        <w:tc>
+          <w:tcPr>
+            <w:tcW w:type="dxa" w:w="2160"/>
+            <w:shd w:fill="ED6102"/>
+          </w:tcPr>
+          <w:p/>
+        </w:tc>
+      </w:tr>
+      <w:tr>
+        <w:tc>
+          <w:tcPr>
+            <w:tcW w:type="dxa" w:w="2160"/>
+          </w:tcPr>
+          <w:p>
+            <w:r/>
+          </w:p>
+        </w:tc>
+        <w:tc>
+          <w:tcPr>
+            <w:tcW w:type="dxa" w:w="2160"/>
+          </w:tcPr>
+          <w:p>
+            <w:r>
+              <w:t>Minimum (Bad)</w:t>
+            </w:r>
+          </w:p>
+        </w:tc>
+        <w:tc>
+          <w:tcPr>
+            <w:tcW w:type="dxa" w:w="2160"/>
+          </w:tcPr>
+          <w:p>
+            <w:r>
+              <w:t>#FFBE0E</w:t>
+            </w:r>
+          </w:p>
+        </w:tc>
+        <w:tc>
+          <w:tcPr>
+            <w:tcW w:type="dxa" w:w="2160"/>
+            <w:shd w:fill="FFBE0E"/>
           </w:tcPr>
           <w:p/>
         </w:tc>
@@ -662,13 +4007,27 @@
       </w:r>
     </w:p>
     <w:p>
+      <w:pPr>
+        <w:pStyle w:val="ListBullet"/>
+      </w:pPr>
       <w:r>
-        <w:t>v1.2 (March 20, 2026): Full parity with C&amp;S detailing.</w:t>
+        <w:t>v1.2 (March 20, 2026): Added 1.1 Surface section and expanded Section 3 Typography for 100% parity with C&amp;S detail levels.</w:t>
       </w:r>
     </w:p>
     <w:p>
+      <w:pPr>
+        <w:pStyle w:val="ListBullet"/>
+      </w:pPr>
       <w:r>
-        <w:t>v1.1 (March 20, 2026): Added extended palette.</w:t>
+        <w:t>v1.1 (March 20, 2026): Added extended color palette colors and button specifications.</w:t>
+      </w:r>
+    </w:p>
+    <w:p>
+      <w:pPr>
+        <w:pStyle w:val="ListBullet"/>
+      </w:pPr>
+      <w:r>
+        <w:t>v1.0 (March 20, 2026): Initial UI design specification migration.</w:t>
       </w:r>
     </w:p>
     <w:sectPr>

--- a/themes/SpartanNash_UI_Spec.docx
+++ b/themes/SpartanNash_UI_Spec.docx
@@ -3168,6 +3168,91 @@
           <w:p>
             <w:r>
               <w:t>1px #006A52</w:t>
+            </w:r>
+          </w:p>
+        </w:tc>
+      </w:tr>
+    </w:tbl>
+    <w:p>
+      <w:pPr>
+        <w:pStyle w:val="Heading2"/>
+      </w:pPr>
+      <w:r>
+        <w:t>4.8 Text Boxes</w:t>
+      </w:r>
+    </w:p>
+    <w:tbl>
+      <w:tblPr>
+        <w:tblStyle w:val="TableGrid"/>
+        <w:tblW w:type="auto" w:w="0"/>
+        <w:tblLook w:firstColumn="1" w:firstRow="1" w:lastColumn="0" w:lastRow="0" w:noHBand="0" w:noVBand="1" w:val="04A0"/>
+      </w:tblPr>
+      <w:tblGrid>
+        <w:gridCol w:w="4320"/>
+        <w:gridCol w:w="4320"/>
+      </w:tblGrid>
+      <w:tr>
+        <w:tc>
+          <w:tcPr>
+            <w:tcW w:type="dxa" w:w="4320"/>
+          </w:tcPr>
+          <w:p>
+            <w:r>
+              <w:t>Element</w:t>
+            </w:r>
+          </w:p>
+        </w:tc>
+        <w:tc>
+          <w:tcPr>
+            <w:tcW w:type="dxa" w:w="4320"/>
+          </w:tcPr>
+          <w:p>
+            <w:r>
+              <w:t>Specification</w:t>
+            </w:r>
+          </w:p>
+        </w:tc>
+      </w:tr>
+      <w:tr>
+        <w:tc>
+          <w:tcPr>
+            <w:tcW w:type="dxa" w:w="4320"/>
+          </w:tcPr>
+          <w:p>
+            <w:r>
+              <w:t>Background</w:t>
+            </w:r>
+          </w:p>
+        </w:tc>
+        <w:tc>
+          <w:tcPr>
+            <w:tcW w:type="dxa" w:w="4320"/>
+          </w:tcPr>
+          <w:p>
+            <w:r>
+              <w:t>#006A52</w:t>
+            </w:r>
+          </w:p>
+        </w:tc>
+      </w:tr>
+      <w:tr>
+        <w:tc>
+          <w:tcPr>
+            <w:tcW w:type="dxa" w:w="4320"/>
+          </w:tcPr>
+          <w:p>
+            <w:r>
+              <w:t>Text Color</w:t>
+            </w:r>
+          </w:p>
+        </w:tc>
+        <w:tc>
+          <w:tcPr>
+            <w:tcW w:type="dxa" w:w="4320"/>
+          </w:tcPr>
+          <w:p>
+            <w:r>
+              <w:t>#FFFFFF</w:t>
             </w:r>
           </w:p>
         </w:tc>
